--- a/TestWord_1/F_ТИПОВИЙ ДОГОВІР Рі ІНТЕРНЕТ-РАДІО ГО УААСП.docx
+++ b/TestWord_1/F_ТИПОВИЙ ДОГОВІР Рі ІНТЕРНЕТ-РАДІО ГО УААСП.docx
@@ -82,6 +82,7 @@
           <w15:appearance w15:val="tags"/>
           <w:text/>
         </w:sdtPr>
+        <w:sdtEndPr/>
         <w:sdtContent>
           <w:r>
             <w:rPr>
@@ -144,8 +145,8 @@
             <w:szCs w:val="20"/>
             <w:lang w:val="uk-UA"/>
           </w:rPr>
-          <w:alias w:val="docDateC"/>
-          <w:tag w:val="docDateC"/>
+          <w:alias w:val="docDate"/>
+          <w:tag w:val="docDate"/>
           <w:id w:val="-1392730580"/>
           <w:placeholder>
             <w:docPart w:val="D998483E181A479082FE59EF0067E5B0"/>
@@ -154,6 +155,7 @@
           <w15:appearance w15:val="tags"/>
           <w:text/>
         </w:sdtPr>
+        <w:sdtEndPr/>
         <w:sdtContent>
           <w:r>
             <w:rPr>
@@ -332,6 +334,7 @@
       <w:sdt>
         <w:sdtPr>
           <w:rPr>
+            <w:b/>
             <w:bCs/>
             <w:lang w:val="uk-UA"/>
           </w:rPr>
@@ -345,6 +348,7 @@
           <w15:appearance w15:val="tags"/>
           <w:text/>
         </w:sdtPr>
+        <w:sdtEndPr/>
         <w:sdtContent>
           <w:r>
             <w:rPr>
@@ -380,6 +384,7 @@
           <w15:appearance w15:val="tags"/>
           <w:text/>
         </w:sdtPr>
+        <w:sdtEndPr/>
         <w:sdtContent>
           <w:r>
             <w:rPr>
@@ -396,7 +401,23 @@
           <w:bCs/>
           <w:lang w:val="uk-UA"/>
         </w:rPr>
-        <w:t xml:space="preserve"> (далі – Користувач) </w:t>
+        <w:t xml:space="preserve"> (далі – Користувач)</w:t>
+      </w:r>
+      <w:r>
+        <w:rPr>
+          <w:b/>
+          <w:bCs/>
+          <w:lang w:val="uk-UA"/>
+        </w:rPr>
+        <w:t xml:space="preserve">, </w:t>
+      </w:r>
+      <w:r>
+        <w:rPr>
+          <w:b/>
+          <w:bCs/>
+          <w:lang w:val="uk-UA"/>
+        </w:rPr>
+        <w:t xml:space="preserve"> </w:t>
       </w:r>
       <w:sdt>
         <w:sdtPr>
@@ -414,6 +435,7 @@
           <w15:appearance w15:val="tags"/>
           <w:text/>
         </w:sdtPr>
+        <w:sdtEndPr/>
         <w:sdtContent>
           <w:r>
             <w:rPr>
@@ -424,6 +446,13 @@
           </w:r>
         </w:sdtContent>
       </w:sdt>
+      <w:r>
+        <w:rPr>
+          <w:bCs/>
+          <w:lang w:val="uk-UA"/>
+        </w:rPr>
+        <w:t xml:space="preserve"> </w:t>
+      </w:r>
       <w:sdt>
         <w:sdtPr>
           <w:rPr>
@@ -441,6 +470,7 @@
           <w15:appearance w15:val="tags"/>
           <w:text/>
         </w:sdtPr>
+        <w:sdtEndPr/>
         <w:sdtContent>
           <w:r>
             <w:rPr>
@@ -459,7 +489,7 @@
           <w:bCs/>
           <w:lang w:val="uk-UA"/>
         </w:rPr>
-        <w:t xml:space="preserve">, </w:t>
+        <w:t xml:space="preserve"> </w:t>
       </w:r>
       <w:sdt>
         <w:sdtPr>
@@ -477,6 +507,7 @@
           <w15:appearance w15:val="tags"/>
           <w:text/>
         </w:sdtPr>
+        <w:sdtEndPr/>
         <w:sdtContent>
           <w:r>
             <w:rPr>
@@ -487,6 +518,13 @@
           </w:r>
         </w:sdtContent>
       </w:sdt>
+      <w:r>
+        <w:rPr>
+          <w:bCs/>
+          <w:lang w:val="uk-UA"/>
+        </w:rPr>
+        <w:t xml:space="preserve"> </w:t>
+      </w:r>
       <w:sdt>
         <w:sdtPr>
           <w:rPr>
@@ -504,6 +542,7 @@
           <w15:appearance w15:val="tags"/>
           <w:text/>
         </w:sdtPr>
+        <w:sdtEndPr/>
         <w:sdtContent>
           <w:r>
             <w:rPr>
@@ -518,10 +557,18 @@
       </w:sdt>
       <w:r>
         <w:rPr>
+          <w:b/>
           <w:bCs/>
           <w:lang w:val="uk-UA"/>
         </w:rPr>
-        <w:t>, з іншої сторони, що при подальшому згадуванні разом іменуються Сторони, уклали  Ліцензійний договір (далі – Договір) про наступне:</w:t>
+        <w:t xml:space="preserve">  </w:t>
+      </w:r>
+      <w:r>
+        <w:rPr>
+          <w:bCs/>
+          <w:lang w:val="uk-UA"/>
+        </w:rPr>
+        <w:t>з іншої сторони, що при подальшому згадуванні разом іменуються Сторони, уклали  Ліцензійний договір (далі – Договір) про наступне:</w:t>
       </w:r>
     </w:p>
     <w:p>
@@ -1055,326 +1102,255 @@
         </w:rPr>
       </w:pPr>
     </w:p>
-    <w:tbl>
-      <w:tblPr>
-        <w:tblW w:w="10632" w:type="dxa"/>
-        <w:tblInd w:w="108" w:type="dxa"/>
-        <w:tblBorders>
-          <w:top w:val="single" w:sz="4" w:space="0" w:color="auto"/>
-          <w:left w:val="single" w:sz="4" w:space="0" w:color="auto"/>
-          <w:bottom w:val="single" w:sz="4" w:space="0" w:color="auto"/>
-          <w:right w:val="single" w:sz="4" w:space="0" w:color="auto"/>
-          <w:insideH w:val="single" w:sz="4" w:space="0" w:color="auto"/>
-          <w:insideV w:val="single" w:sz="4" w:space="0" w:color="auto"/>
-        </w:tblBorders>
-        <w:tblLook w:val="01E0" w:firstRow="1" w:lastRow="1" w:firstColumn="1" w:lastColumn="1" w:noHBand="0" w:noVBand="0"/>
-      </w:tblPr>
-      <w:tblGrid>
-        <w:gridCol w:w="709"/>
-        <w:gridCol w:w="3686"/>
-        <w:gridCol w:w="3969"/>
-        <w:gridCol w:w="2268"/>
-      </w:tblGrid>
-      <w:tr>
-        <w:tc>
-          <w:tcPr>
-            <w:tcW w:w="709" w:type="dxa"/>
-            <w:tcBorders>
+    <w:sdt>
+      <w:sdtPr>
+        <w:rPr>
+          <w:sz w:val="20"/>
+          <w:szCs w:val="20"/>
+          <w:lang w:val="uk-UA"/>
+        </w:rPr>
+        <w:alias w:val="TablePL1"/>
+        <w:tag w:val="TablePL1"/>
+        <w:id w:val="-1594780822"/>
+        <w:placeholder>
+          <w:docPart w:val="DefaultPlaceholder_-1854013436"/>
+        </w:placeholder>
+        <w15:appearance w15:val="tags"/>
+        <w:docPartList>
+          <w:docPartGallery w:val="Tables"/>
+        </w:docPartList>
+      </w:sdtPr>
+      <w:sdtContent>
+        <w:p>
+          <w:pPr>
+            <w:pStyle w:val="a6"/>
+            <w:ind w:right="0" w:firstLine="426"/>
+            <w:rPr>
+              <w:sz w:val="20"/>
+              <w:szCs w:val="20"/>
+              <w:lang w:val="uk-UA"/>
+            </w:rPr>
+          </w:pPr>
+        </w:p>
+        <w:tbl>
+          <w:tblPr>
+            <w:tblW w:w="10519" w:type="dxa"/>
+            <w:tblInd w:w="108" w:type="dxa"/>
+            <w:tblBorders>
               <w:top w:val="single" w:sz="4" w:space="0" w:color="auto"/>
               <w:left w:val="single" w:sz="4" w:space="0" w:color="auto"/>
               <w:bottom w:val="single" w:sz="4" w:space="0" w:color="auto"/>
               <w:right w:val="single" w:sz="4" w:space="0" w:color="auto"/>
-            </w:tcBorders>
-            <w:vAlign w:val="center"/>
-          </w:tcPr>
-          <w:p>
-            <w:pPr>
-              <w:pStyle w:val="a6"/>
-              <w:ind w:right="0"/>
-              <w:jc w:val="center"/>
-              <w:rPr>
-                <w:b/>
-                <w:bCs/>
-                <w:sz w:val="20"/>
-                <w:szCs w:val="20"/>
-                <w:highlight w:val="yellow"/>
-                <w:lang w:val="uk-UA"/>
-              </w:rPr>
-            </w:pPr>
-            <w:r>
-              <w:rPr>
-                <w:b/>
-                <w:bCs/>
-                <w:sz w:val="20"/>
-                <w:szCs w:val="20"/>
-                <w:highlight w:val="yellow"/>
-                <w:lang w:val="uk-UA"/>
-              </w:rPr>
-              <w:t>№ з/п</w:t>
-            </w:r>
-          </w:p>
-        </w:tc>
-        <w:tc>
-          <w:tcPr>
-            <w:tcW w:w="3686" w:type="dxa"/>
-            <w:tcBorders>
-              <w:top w:val="single" w:sz="4" w:space="0" w:color="auto"/>
-              <w:left w:val="single" w:sz="4" w:space="0" w:color="auto"/>
-              <w:bottom w:val="single" w:sz="4" w:space="0" w:color="auto"/>
-              <w:right w:val="single" w:sz="4" w:space="0" w:color="auto"/>
-            </w:tcBorders>
-            <w:vAlign w:val="center"/>
-          </w:tcPr>
-          <w:p>
-            <w:pPr>
-              <w:pStyle w:val="a6"/>
-              <w:ind w:right="0"/>
-              <w:jc w:val="center"/>
-              <w:rPr>
-                <w:b/>
-                <w:bCs/>
-                <w:sz w:val="20"/>
-                <w:szCs w:val="20"/>
-                <w:highlight w:val="yellow"/>
-                <w:lang w:val="uk-UA"/>
-              </w:rPr>
-            </w:pPr>
-            <w:r>
-              <w:rPr>
-                <w:b/>
-                <w:bCs/>
-                <w:sz w:val="20"/>
-                <w:szCs w:val="20"/>
-                <w:highlight w:val="yellow"/>
-                <w:lang w:val="uk-UA"/>
-              </w:rPr>
-              <w:t>Позивний</w:t>
-            </w:r>
-          </w:p>
-        </w:tc>
-        <w:tc>
-          <w:tcPr>
-            <w:tcW w:w="3969" w:type="dxa"/>
-            <w:tcBorders>
-              <w:top w:val="single" w:sz="4" w:space="0" w:color="auto"/>
-              <w:left w:val="single" w:sz="4" w:space="0" w:color="auto"/>
-              <w:bottom w:val="single" w:sz="4" w:space="0" w:color="auto"/>
-              <w:right w:val="single" w:sz="4" w:space="0" w:color="auto"/>
-            </w:tcBorders>
-            <w:vAlign w:val="center"/>
-          </w:tcPr>
-          <w:p>
-            <w:pPr>
-              <w:pStyle w:val="a6"/>
-              <w:ind w:right="0"/>
-              <w:jc w:val="center"/>
-              <w:rPr>
-                <w:b/>
-                <w:bCs/>
-                <w:sz w:val="20"/>
-                <w:szCs w:val="20"/>
-                <w:highlight w:val="yellow"/>
-                <w:lang w:val="uk-UA"/>
-              </w:rPr>
-            </w:pPr>
-            <w:r>
-              <w:rPr>
-                <w:b/>
-                <w:bCs/>
-                <w:sz w:val="20"/>
-                <w:szCs w:val="20"/>
-                <w:highlight w:val="yellow"/>
-                <w:lang w:val="uk-UA"/>
-              </w:rPr>
-              <w:t>Адміністративна одиниця</w:t>
-            </w:r>
-          </w:p>
-          <w:p>
-            <w:pPr>
-              <w:pStyle w:val="a6"/>
-              <w:ind w:right="0"/>
-              <w:jc w:val="center"/>
-              <w:rPr>
-                <w:b/>
-                <w:bCs/>
-                <w:sz w:val="20"/>
-                <w:szCs w:val="20"/>
-                <w:highlight w:val="yellow"/>
-                <w:lang w:val="uk-UA"/>
-              </w:rPr>
-            </w:pPr>
-            <w:r>
-              <w:rPr>
-                <w:b/>
-                <w:bCs/>
-                <w:sz w:val="20"/>
-                <w:szCs w:val="20"/>
-                <w:highlight w:val="yellow"/>
-                <w:lang w:val="uk-UA"/>
-              </w:rPr>
-              <w:t>(назва області, району)</w:t>
-            </w:r>
-          </w:p>
-        </w:tc>
-        <w:tc>
-          <w:tcPr>
-            <w:tcW w:w="2268" w:type="dxa"/>
-            <w:tcBorders>
-              <w:top w:val="single" w:sz="4" w:space="0" w:color="auto"/>
-              <w:left w:val="single" w:sz="4" w:space="0" w:color="auto"/>
-              <w:bottom w:val="single" w:sz="4" w:space="0" w:color="auto"/>
-              <w:right w:val="single" w:sz="4" w:space="0" w:color="auto"/>
-            </w:tcBorders>
-            <w:vAlign w:val="center"/>
-          </w:tcPr>
-          <w:p>
-            <w:pPr>
-              <w:pStyle w:val="a6"/>
-              <w:ind w:right="0"/>
-              <w:jc w:val="center"/>
-              <w:rPr>
-                <w:b/>
-                <w:bCs/>
-                <w:sz w:val="20"/>
-                <w:szCs w:val="20"/>
-                <w:highlight w:val="yellow"/>
-                <w:lang w:val="uk-UA"/>
-              </w:rPr>
-            </w:pPr>
-            <w:r>
-              <w:rPr>
-                <w:b/>
-                <w:bCs/>
-                <w:sz w:val="20"/>
-                <w:szCs w:val="20"/>
-                <w:highlight w:val="yellow"/>
-                <w:lang w:val="uk-UA"/>
-              </w:rPr>
-              <w:t>Адреса сайту</w:t>
-            </w:r>
-          </w:p>
-        </w:tc>
-      </w:tr>
-      <w:tr>
-        <w:trPr>
-          <w:trHeight w:val="285"/>
-        </w:trPr>
-        <w:tc>
-          <w:tcPr>
-            <w:tcW w:w="709" w:type="dxa"/>
-            <w:tcBorders>
-              <w:top w:val="single" w:sz="4" w:space="0" w:color="auto"/>
-              <w:left w:val="single" w:sz="4" w:space="0" w:color="auto"/>
-              <w:bottom w:val="single" w:sz="4" w:space="0" w:color="auto"/>
-              <w:right w:val="single" w:sz="4" w:space="0" w:color="auto"/>
-            </w:tcBorders>
-          </w:tcPr>
-          <w:p>
-            <w:pPr>
-              <w:pStyle w:val="a6"/>
-              <w:numPr>
-                <w:ilvl w:val="0"/>
-                <w:numId w:val="3"/>
-              </w:numPr>
-              <w:ind w:left="0" w:right="0" w:firstLine="0"/>
-              <w:jc w:val="center"/>
-              <w:rPr>
-                <w:sz w:val="20"/>
-                <w:szCs w:val="20"/>
-                <w:highlight w:val="yellow"/>
-                <w:lang w:val="uk-UA"/>
-              </w:rPr>
-            </w:pPr>
-          </w:p>
-        </w:tc>
-        <w:tc>
-          <w:tcPr>
-            <w:tcW w:w="3686" w:type="dxa"/>
-            <w:tcBorders>
-              <w:top w:val="single" w:sz="4" w:space="0" w:color="auto"/>
-              <w:left w:val="single" w:sz="4" w:space="0" w:color="auto"/>
-              <w:bottom w:val="single" w:sz="4" w:space="0" w:color="auto"/>
-              <w:right w:val="single" w:sz="4" w:space="0" w:color="auto"/>
-            </w:tcBorders>
-          </w:tcPr>
-          <w:p>
-            <w:pPr>
-              <w:pStyle w:val="a6"/>
-              <w:ind w:right="0"/>
-              <w:rPr>
-                <w:sz w:val="20"/>
-                <w:szCs w:val="20"/>
-                <w:highlight w:val="yellow"/>
-                <w:lang w:val="uk-UA"/>
-              </w:rPr>
-            </w:pPr>
-          </w:p>
-        </w:tc>
-        <w:tc>
-          <w:tcPr>
-            <w:tcW w:w="3969" w:type="dxa"/>
-            <w:tcBorders>
-              <w:top w:val="single" w:sz="4" w:space="0" w:color="auto"/>
-              <w:left w:val="single" w:sz="4" w:space="0" w:color="auto"/>
-              <w:bottom w:val="single" w:sz="4" w:space="0" w:color="auto"/>
-              <w:right w:val="single" w:sz="4" w:space="0" w:color="auto"/>
-            </w:tcBorders>
-          </w:tcPr>
-          <w:p>
-            <w:pPr>
-              <w:pStyle w:val="a6"/>
-              <w:ind w:right="0"/>
-              <w:jc w:val="center"/>
-              <w:rPr>
-                <w:sz w:val="20"/>
-                <w:szCs w:val="20"/>
-                <w:lang w:val="uk-UA"/>
-              </w:rPr>
-            </w:pPr>
-            <w:r>
-              <w:rPr>
-                <w:sz w:val="20"/>
-                <w:szCs w:val="20"/>
-                <w:highlight w:val="yellow"/>
-                <w:lang w:val="uk-UA"/>
-              </w:rPr>
-              <w:t>Україн</w:t>
-            </w:r>
-            <w:r>
-              <w:rPr>
-                <w:sz w:val="20"/>
-                <w:szCs w:val="20"/>
-                <w:highlight w:val="yellow"/>
-                <w:lang w:val="uk-UA"/>
-              </w:rPr>
-              <w:t>а</w:t>
-            </w:r>
-          </w:p>
-        </w:tc>
-        <w:tc>
-          <w:tcPr>
-            <w:tcW w:w="2268" w:type="dxa"/>
-            <w:tcBorders>
-              <w:top w:val="single" w:sz="4" w:space="0" w:color="auto"/>
-              <w:left w:val="single" w:sz="4" w:space="0" w:color="auto"/>
-              <w:bottom w:val="single" w:sz="4" w:space="0" w:color="auto"/>
-              <w:right w:val="single" w:sz="4" w:space="0" w:color="auto"/>
-            </w:tcBorders>
-          </w:tcPr>
-          <w:p>
-            <w:pPr>
-              <w:pStyle w:val="a6"/>
-              <w:ind w:right="0" w:firstLine="426"/>
-              <w:rPr>
-                <w:sz w:val="20"/>
-                <w:szCs w:val="20"/>
-                <w:lang w:val="uk-UA"/>
-              </w:rPr>
-            </w:pPr>
-          </w:p>
-        </w:tc>
-      </w:tr>
-    </w:tbl>
+              <w:insideH w:val="single" w:sz="4" w:space="0" w:color="auto"/>
+              <w:insideV w:val="single" w:sz="4" w:space="0" w:color="auto"/>
+            </w:tblBorders>
+            <w:tblLook w:val="01E0" w:firstRow="1" w:lastRow="1" w:firstColumn="1" w:lastColumn="1" w:noHBand="0" w:noVBand="0"/>
+          </w:tblPr>
+          <w:tblGrid>
+            <w:gridCol w:w="741"/>
+            <w:gridCol w:w="2548"/>
+            <w:gridCol w:w="5529"/>
+            <w:gridCol w:w="1701"/>
+          </w:tblGrid>
+          <w:tr>
+            <w:trPr>
+              <w:trHeight w:val="494"/>
+            </w:trPr>
+            <w:tc>
+              <w:tcPr>
+                <w:tcW w:w="741" w:type="dxa"/>
+                <w:tcBorders>
+                  <w:top w:val="single" w:sz="4" w:space="0" w:color="auto"/>
+                  <w:left w:val="single" w:sz="4" w:space="0" w:color="auto"/>
+                  <w:bottom w:val="single" w:sz="4" w:space="0" w:color="auto"/>
+                  <w:right w:val="single" w:sz="4" w:space="0" w:color="auto"/>
+                </w:tcBorders>
+                <w:vAlign w:val="center"/>
+                <w:hideMark/>
+              </w:tcPr>
+              <w:p>
+                <w:pPr>
+                  <w:pStyle w:val="a6"/>
+                  <w:ind w:right="-141"/>
+                  <w:rPr>
+                    <w:sz w:val="20"/>
+                    <w:szCs w:val="20"/>
+                  </w:rPr>
+                </w:pPr>
+                <w:r>
+                  <w:rPr>
+                    <w:b/>
+                    <w:bCs/>
+                    <w:sz w:val="20"/>
+                    <w:szCs w:val="20"/>
+                  </w:rPr>
+                  <w:t>№ з/п</w:t>
+                </w:r>
+              </w:p>
+            </w:tc>
+            <w:tc>
+              <w:tcPr>
+                <w:tcW w:w="2548" w:type="dxa"/>
+                <w:tcBorders>
+                  <w:top w:val="single" w:sz="4" w:space="0" w:color="auto"/>
+                  <w:left w:val="single" w:sz="4" w:space="0" w:color="auto"/>
+                  <w:bottom w:val="single" w:sz="4" w:space="0" w:color="auto"/>
+                  <w:right w:val="single" w:sz="4" w:space="0" w:color="auto"/>
+                </w:tcBorders>
+                <w:vAlign w:val="center"/>
+              </w:tcPr>
+              <w:p>
+                <w:pPr>
+                  <w:ind w:right="-141"/>
+                  <w:jc w:val="center"/>
+                  <w:rPr>
+                    <w:b w:val="0"/>
+                    <w:sz w:val="20"/>
+                    <w:szCs w:val="20"/>
+                    <w:lang w:val="uk-UA" w:eastAsia="ru-RU"/>
+                  </w:rPr>
+                </w:pPr>
+                <w:proofErr w:type="spellStart"/>
+                <w:r>
+                  <w:rPr>
+                    <w:sz w:val="20"/>
+                    <w:szCs w:val="20"/>
+                  </w:rPr>
+                  <w:t>Позивний</w:t>
+                </w:r>
+                <w:proofErr w:type="spellEnd"/>
+              </w:p>
+            </w:tc>
+            <w:tc>
+              <w:tcPr>
+                <w:tcW w:w="5529" w:type="dxa"/>
+                <w:tcBorders>
+                  <w:top w:val="single" w:sz="4" w:space="0" w:color="auto"/>
+                  <w:left w:val="single" w:sz="4" w:space="0" w:color="auto"/>
+                  <w:bottom w:val="single" w:sz="4" w:space="0" w:color="auto"/>
+                  <w:right w:val="single" w:sz="4" w:space="0" w:color="auto"/>
+                </w:tcBorders>
+                <w:vAlign w:val="center"/>
+                <w:hideMark/>
+              </w:tcPr>
+              <w:p>
+                <w:pPr>
+                  <w:pStyle w:val="a6"/>
+                  <w:ind w:left="-142" w:right="0" w:firstLine="142"/>
+                  <w:jc w:val="center"/>
+                  <w:rPr>
+                    <w:b/>
+                    <w:bCs/>
+                    <w:sz w:val="20"/>
+                    <w:szCs w:val="20"/>
+                  </w:rPr>
+                </w:pPr>
+                <w:proofErr w:type="spellStart"/>
+                <w:r>
+                  <w:rPr>
+                    <w:b/>
+                    <w:bCs/>
+                    <w:sz w:val="20"/>
+                    <w:szCs w:val="20"/>
+                  </w:rPr>
+                  <w:t>Адміністративна</w:t>
+                </w:r>
+                <w:proofErr w:type="spellEnd"/>
+                <w:r>
+                  <w:rPr>
+                    <w:b/>
+                    <w:bCs/>
+                    <w:sz w:val="20"/>
+                    <w:szCs w:val="20"/>
+                  </w:rPr>
+                  <w:t xml:space="preserve"> </w:t>
+                </w:r>
+                <w:proofErr w:type="spellStart"/>
+                <w:r>
+                  <w:rPr>
+                    <w:b/>
+                    <w:bCs/>
+                    <w:sz w:val="20"/>
+                    <w:szCs w:val="20"/>
+                  </w:rPr>
+                  <w:t>одиниця</w:t>
+                </w:r>
+                <w:proofErr w:type="spellEnd"/>
+              </w:p>
+              <w:p>
+                <w:pPr>
+                  <w:overflowPunct w:val="0"/>
+                  <w:adjustRightInd w:val="0"/>
+                  <w:ind w:right="-141"/>
+                  <w:jc w:val="center"/>
+                  <w:textAlignment w:val="baseline"/>
+                  <w:rPr>
+                    <w:b w:val="0"/>
+                    <w:sz w:val="20"/>
+                    <w:szCs w:val="20"/>
+                  </w:rPr>
+                </w:pPr>
+                <w:r>
+                  <w:rPr>
+                    <w:b w:val="0"/>
+                    <w:i/>
+                    <w:sz w:val="20"/>
+                    <w:szCs w:val="20"/>
+                    <w:lang w:val="uk-UA" w:eastAsia="ru-RU"/>
+                  </w:rPr>
+                  <w:t>(назва області, району на території України)</w:t>
+                </w:r>
+              </w:p>
+            </w:tc>
+            <w:tc>
+              <w:tcPr>
+                <w:tcW w:w="1701" w:type="dxa"/>
+                <w:tcBorders>
+                  <w:top w:val="single" w:sz="4" w:space="0" w:color="auto"/>
+                  <w:left w:val="single" w:sz="4" w:space="0" w:color="auto"/>
+                  <w:bottom w:val="single" w:sz="4" w:space="0" w:color="auto"/>
+                  <w:right w:val="single" w:sz="4" w:space="0" w:color="auto"/>
+                </w:tcBorders>
+                <w:vAlign w:val="center"/>
+                <w:hideMark/>
+              </w:tcPr>
+              <w:p>
+                <w:pPr>
+                  <w:pStyle w:val="a6"/>
+                  <w:ind w:right="-141"/>
+                  <w:jc w:val="center"/>
+                  <w:rPr>
+                    <w:b/>
+                    <w:sz w:val="20"/>
+                    <w:szCs w:val="20"/>
+                  </w:rPr>
+                </w:pPr>
+                <w:r>
+                  <w:rPr>
+                    <w:b/>
+                    <w:bCs/>
+                    <w:sz w:val="20"/>
+                    <w:szCs w:val="20"/>
+                  </w:rPr>
+                  <w:t>Адреса сайту</w:t>
+                </w:r>
+              </w:p>
+            </w:tc>
+          </w:tr>
+        </w:tbl>
+        <w:p>
+          <w:pPr>
+            <w:pStyle w:val="a6"/>
+            <w:ind w:right="0" w:firstLine="426"/>
+            <w:rPr>
+              <w:sz w:val="20"/>
+              <w:szCs w:val="20"/>
+              <w:lang w:val="uk-UA"/>
+            </w:rPr>
+          </w:pPr>
+        </w:p>
+      </w:sdtContent>
+    </w:sdt>
     <w:p>
       <w:pPr>
         <w:pStyle w:val="a6"/>
@@ -1385,30 +1361,6 @@
           <w:lang w:val="uk-UA"/>
         </w:rPr>
       </w:pPr>
-      <w:r>
-        <w:rPr>
-          <w:sz w:val="20"/>
-          <w:szCs w:val="20"/>
-          <w:lang w:val="uk-UA"/>
-        </w:rPr>
-        <w:t xml:space="preserve">а Користувач  зобов’язується виплачувати </w:t>
-      </w:r>
-      <w:r>
-        <w:rPr>
-          <w:sz w:val="20"/>
-          <w:szCs w:val="20"/>
-          <w:lang w:val="uk-UA"/>
-        </w:rPr>
-        <w:t>ГО УААСП</w:t>
-      </w:r>
-      <w:r>
-        <w:rPr>
-          <w:sz w:val="20"/>
-          <w:szCs w:val="20"/>
-          <w:lang w:val="uk-UA"/>
-        </w:rPr>
-        <w:t xml:space="preserve"> авторську винагороду (роялті) відповідно до даного Договору та Закону.</w:t>
-      </w:r>
     </w:p>
     <w:p>
       <w:pPr>
@@ -1426,23 +1378,7 @@
           <w:szCs w:val="20"/>
           <w:lang w:val="uk-UA"/>
         </w:rPr>
-        <w:t xml:space="preserve">2.2. Користувач не має права передавати третім особам отримане за даним Договором право на публічне сповіщення через мережу Інтернет оприлюднених творів, які відносяться до </w:t>
-      </w:r>
-      <w:r>
-        <w:rPr>
-          <w:sz w:val="20"/>
-          <w:szCs w:val="20"/>
-          <w:lang w:val="uk-UA"/>
-        </w:rPr>
-        <w:t>каталогу</w:t>
-      </w:r>
-      <w:r>
-        <w:rPr>
-          <w:sz w:val="20"/>
-          <w:szCs w:val="20"/>
-          <w:lang w:val="uk-UA"/>
-        </w:rPr>
-        <w:t xml:space="preserve"> </w:t>
+        <w:t xml:space="preserve">а Користувач  зобов’язується виплачувати </w:t>
       </w:r>
       <w:r>
         <w:rPr>
@@ -1458,7 +1394,7 @@
           <w:szCs w:val="20"/>
           <w:lang w:val="uk-UA"/>
         </w:rPr>
-        <w:t>, в тому числі шляхом публічного сповіщення за допомогою проводів або будь-якого виду наземного чи підземного (підводного) кабелю, в тому числі ретрансляції таких творів.</w:t>
+        <w:t xml:space="preserve"> авторську винагороду (роялті) відповідно до даного Договору та Закону.</w:t>
       </w:r>
     </w:p>
     <w:p>
@@ -1477,7 +1413,39 @@
           <w:szCs w:val="20"/>
           <w:lang w:val="uk-UA"/>
         </w:rPr>
-        <w:t>2.3. Даний Договір не поширюється на:</w:t>
+        <w:t xml:space="preserve">2.2. Користувач не має права передавати третім особам отримане за даним Договором право на публічне сповіщення через мережу Інтернет оприлюднених творів, які відносяться до </w:t>
+      </w:r>
+      <w:r>
+        <w:rPr>
+          <w:sz w:val="20"/>
+          <w:szCs w:val="20"/>
+          <w:lang w:val="uk-UA"/>
+        </w:rPr>
+        <w:t>каталогу</w:t>
+      </w:r>
+      <w:r>
+        <w:rPr>
+          <w:sz w:val="20"/>
+          <w:szCs w:val="20"/>
+          <w:lang w:val="uk-UA"/>
+        </w:rPr>
+        <w:t xml:space="preserve"> </w:t>
+      </w:r>
+      <w:r>
+        <w:rPr>
+          <w:sz w:val="20"/>
+          <w:szCs w:val="20"/>
+          <w:lang w:val="uk-UA"/>
+        </w:rPr>
+        <w:t>ГО УААСП</w:t>
+      </w:r>
+      <w:r>
+        <w:rPr>
+          <w:sz w:val="20"/>
+          <w:szCs w:val="20"/>
+          <w:lang w:val="uk-UA"/>
+        </w:rPr>
+        <w:t>, в тому числі шляхом публічного сповіщення за допомогою проводів або будь-якого виду наземного чи підземного (підводного) кабелю, в тому числі ретрансляції таких творів.</w:t>
       </w:r>
     </w:p>
     <w:p>
@@ -1496,7 +1464,8 @@
           <w:szCs w:val="20"/>
           <w:lang w:val="uk-UA"/>
         </w:rPr>
-        <w:t>а) немайнові права авторів;</w:t>
+        <w:lastRenderedPageBreak/>
+        <w:t>2.3. Даний Договір не поширюється на:</w:t>
       </w:r>
     </w:p>
     <w:p>
@@ -1515,7 +1484,7 @@
           <w:szCs w:val="20"/>
           <w:lang w:val="uk-UA"/>
         </w:rPr>
-        <w:t>б) права виконавців та виробників фонограм, відеограм та організацій мовлення;</w:t>
+        <w:t>а) немайнові права авторів;</w:t>
       </w:r>
     </w:p>
     <w:p>
@@ -1534,7 +1503,25 @@
           <w:szCs w:val="20"/>
           <w:lang w:val="uk-UA"/>
         </w:rPr>
-        <w:lastRenderedPageBreak/>
+        <w:t>б) права виконавців та виробників фонограм, відеограм та організацій мовлення;</w:t>
+      </w:r>
+    </w:p>
+    <w:p>
+      <w:pPr>
+        <w:pStyle w:val="a6"/>
+        <w:ind w:right="0" w:firstLine="425"/>
+        <w:rPr>
+          <w:sz w:val="20"/>
+          <w:szCs w:val="20"/>
+          <w:lang w:val="uk-UA"/>
+        </w:rPr>
+      </w:pPr>
+      <w:r>
+        <w:rPr>
+          <w:sz w:val="20"/>
+          <w:szCs w:val="20"/>
+          <w:lang w:val="uk-UA"/>
+        </w:rPr>
         <w:t>в) пуб</w:t>
       </w:r>
       <w:r>
@@ -1756,6 +1743,7 @@
           <w15:appearance w15:val="tags"/>
           <w:text/>
         </w:sdtPr>
+        <w:sdtEndPr/>
         <w:sdtContent>
           <w:r>
             <w:rPr>
@@ -1792,6 +1780,7 @@
           <w15:appearance w15:val="tags"/>
           <w:text/>
         </w:sdtPr>
+        <w:sdtEndPr/>
         <w:sdtContent>
           <w:r>
             <w:rPr>
@@ -1818,7 +1807,26 @@
           <w:szCs w:val="20"/>
           <w:lang w:val="uk-UA"/>
         </w:rPr>
-        <w:t xml:space="preserve"> відсотків </w:t>
+        <w:t xml:space="preserve"> </w:t>
+      </w:r>
+      <w:r>
+        <w:rPr>
+          <w:b/>
+          <w:bCs/>
+          <w:sz w:val="20"/>
+          <w:szCs w:val="20"/>
+        </w:rPr>
+        <w:t>%</w:t>
+      </w:r>
+      <w:r>
+        <w:rPr>
+          <w:b/>
+          <w:bCs/>
+          <w:sz w:val="20"/>
+          <w:szCs w:val="20"/>
+          <w:lang w:val="uk-UA"/>
+        </w:rPr>
+        <w:t xml:space="preserve"> </w:t>
       </w:r>
       <w:r>
         <w:rPr>
@@ -1865,6 +1873,7 @@
           <w15:appearance w15:val="tags"/>
           <w:text/>
         </w:sdtPr>
+        <w:sdtEndPr/>
         <w:sdtContent>
           <w:r>
             <w:rPr>
@@ -1882,7 +1891,15 @@
           <w:sz w:val="20"/>
           <w:szCs w:val="20"/>
         </w:rPr>
-        <w:t xml:space="preserve"> (</w:t>
+        <w:t xml:space="preserve"> </w:t>
+      </w:r>
+      <w:r>
+        <w:rPr>
+          <w:bCs/>
+          <w:sz w:val="20"/>
+          <w:szCs w:val="20"/>
+        </w:rPr>
+        <w:t>(</w:t>
       </w:r>
       <w:sdt>
         <w:sdtPr>
@@ -1901,6 +1918,7 @@
           <w15:appearance w15:val="tags"/>
           <w:text/>
         </w:sdtPr>
+        <w:sdtEndPr/>
         <w:sdtContent>
           <w:r>
             <w:rPr>
@@ -1913,12 +1931,29 @@
       </w:sdt>
       <w:r>
         <w:rPr>
+          <w:bCs/>
+          <w:sz w:val="20"/>
+          <w:szCs w:val="20"/>
+        </w:rPr>
+        <w:t>)</w:t>
+      </w:r>
+      <w:r>
+        <w:rPr>
           <w:b/>
           <w:bCs/>
           <w:sz w:val="20"/>
           <w:szCs w:val="20"/>
         </w:rPr>
-        <w:t xml:space="preserve">) грн. </w:t>
+        <w:t xml:space="preserve"> </w:t>
+      </w:r>
+      <w:r>
+        <w:rPr>
+          <w:b/>
+          <w:bCs/>
+          <w:sz w:val="20"/>
+          <w:szCs w:val="20"/>
+        </w:rPr>
+        <w:t xml:space="preserve">грн. </w:t>
       </w:r>
       <w:sdt>
         <w:sdtPr>
@@ -1938,6 +1973,7 @@
           <w15:appearance w15:val="tags"/>
           <w:text/>
         </w:sdtPr>
+        <w:sdtEndPr/>
         <w:sdtContent>
           <w:r>
             <w:rPr>
@@ -1964,7 +2000,7 @@
           <w:szCs w:val="20"/>
           <w:lang w:val="uk-UA"/>
         </w:rPr>
-        <w:t xml:space="preserve"> (далі – мінімальний платіж) за кожен </w:t>
+        <w:t xml:space="preserve"> (далі – мінімальний платіж) </w:t>
       </w:r>
       <w:bookmarkStart w:id="4" w:name="_Hlk3207388"/>
       <w:sdt>
@@ -1984,6 +2020,7 @@
           <w15:appearance w15:val="tags"/>
           <w:text/>
         </w:sdtPr>
+        <w:sdtEndPr/>
         <w:sdtContent>
           <w:r>
             <w:rPr>
@@ -2118,6 +2155,7 @@
           <w15:appearance w15:val="tags"/>
           <w:text/>
         </w:sdtPr>
+        <w:sdtEndPr/>
         <w:sdtContent>
           <w:r>
             <w:rPr>
@@ -2806,7 +2844,16 @@
           <w:szCs w:val="20"/>
           <w:lang w:val="uk-UA"/>
         </w:rPr>
-        <w:t xml:space="preserve"> 2.11. У разі невиконання умов Договору ГО УААСП залишає за собою право (незалежно від використання чи невикористання ГО УААСП прав, передбачених п. 2.8. та п. 2.9. Договору) звернутися до суду з позовом про примусове стягнення авторської винагороди, сплати штрафу, пені, надання Звіту, Акту, іншої документації, зазначеної в даному Договорі.</w:t>
+        <w:t xml:space="preserve"> 2.11. У разі невиконання умов Договору ГО УААСП залишає за собою право (незалежно від використання чи невикористання ГО УААСП прав, передбачених п. 2.8. та п. 2.9. Договору) звернутися до суду з позовом про примусове </w:t>
+      </w:r>
+      <w:r>
+        <w:rPr>
+          <w:sz w:val="20"/>
+          <w:szCs w:val="20"/>
+          <w:lang w:val="uk-UA"/>
+        </w:rPr>
+        <w:lastRenderedPageBreak/>
+        <w:t>стягнення авторської винагороди, сплати штрафу, пені, надання Звіту, Акту, іншої документації, зазначеної в даному Договорі.</w:t>
       </w:r>
     </w:p>
     <w:p>
@@ -2835,7 +2882,6 @@
           <w:szCs w:val="20"/>
           <w:lang w:val="uk-UA"/>
         </w:rPr>
-        <w:lastRenderedPageBreak/>
         <w:t>3.</w:t>
       </w:r>
       <w:r>
@@ -3574,11 +3620,191 @@
             <w:szCs w:val="20"/>
             <w:lang w:eastAsia="ru-RU"/>
           </w:rPr>
-          <w:alias w:val="docDateBeginC"/>
-          <w:tag w:val="docDateBeginC"/>
+          <w:alias w:val="docDateBegin"/>
+          <w:tag w:val="docDateBegin"/>
           <w:id w:val="-954788700"/>
           <w:placeholder>
             <w:docPart w:val="62102CECEF8E43B8884D6F0A36F6EFC4"/>
+          </w:placeholder>
+          <w:showingPlcHdr/>
+          <w15:appearance w15:val="tags"/>
+          <w:text/>
+        </w:sdtPr>
+        <w:sdtEndPr/>
+        <w:sdtContent>
+          <w:r>
+            <w:rPr>
+              <w:rStyle w:val="afc"/>
+            </w:rPr>
+            <w:t>Место для ввода текста.</w:t>
+          </w:r>
+        </w:sdtContent>
+      </w:sdt>
+      <w:r>
+        <w:rPr>
+          <w:b/>
+          <w:sz w:val="20"/>
+          <w:szCs w:val="20"/>
+          <w:lang w:eastAsia="ru-RU"/>
+        </w:rPr>
+        <w:t xml:space="preserve"> </w:t>
+      </w:r>
+      <w:r>
+        <w:rPr>
+          <w:b/>
+          <w:bCs/>
+          <w:sz w:val="20"/>
+          <w:szCs w:val="20"/>
+          <w:lang w:eastAsia="ru-RU"/>
+        </w:rPr>
+        <w:t xml:space="preserve">року </w:t>
+      </w:r>
+      <w:r>
+        <w:rPr>
+          <w:bCs/>
+          <w:sz w:val="20"/>
+          <w:szCs w:val="20"/>
+          <w:lang w:eastAsia="ru-RU"/>
+        </w:rPr>
+        <w:t xml:space="preserve">і </w:t>
+      </w:r>
+      <w:proofErr w:type="spellStart"/>
+      <w:r>
+        <w:rPr>
+          <w:bCs/>
+          <w:sz w:val="20"/>
+          <w:szCs w:val="20"/>
+          <w:lang w:eastAsia="ru-RU"/>
+        </w:rPr>
+        <w:t>діє</w:t>
+      </w:r>
+      <w:proofErr w:type="spellEnd"/>
+      <w:r>
+        <w:rPr>
+          <w:bCs/>
+          <w:sz w:val="20"/>
+          <w:szCs w:val="20"/>
+          <w:lang w:eastAsia="ru-RU"/>
+        </w:rPr>
+        <w:t xml:space="preserve"> до</w:t>
+      </w:r>
+      <w:r>
+        <w:rPr>
+          <w:b/>
+          <w:bCs/>
+          <w:sz w:val="20"/>
+          <w:szCs w:val="20"/>
+          <w:lang w:eastAsia="ru-RU"/>
+        </w:rPr>
+        <w:t xml:space="preserve">  </w:t>
+      </w:r>
+      <w:bookmarkStart w:id="7" w:name="_Hlk3207534"/>
+      <w:sdt>
+        <w:sdtPr>
+          <w:rPr>
+            <w:b/>
+            <w:sz w:val="20"/>
+            <w:szCs w:val="20"/>
+            <w:lang w:eastAsia="ru-RU"/>
+          </w:rPr>
+          <w:alias w:val="docDateEnd"/>
+          <w:tag w:val="docDateEnd"/>
+          <w:id w:val="1553884469"/>
+          <w:placeholder>
+            <w:docPart w:val="62102CECEF8E43B8884D6F0A36F6EFC4"/>
+          </w:placeholder>
+          <w:showingPlcHdr/>
+          <w15:appearance w15:val="tags"/>
+          <w:text/>
+        </w:sdtPr>
+        <w:sdtEndPr/>
+        <w:sdtContent>
+          <w:r>
+            <w:rPr>
+              <w:rStyle w:val="afc"/>
+            </w:rPr>
+            <w:t>Место для ввода текста.</w:t>
+          </w:r>
+        </w:sdtContent>
+      </w:sdt>
+      <w:bookmarkEnd w:id="6"/>
+      <w:bookmarkEnd w:id="7"/>
+      <w:r>
+        <w:rPr>
+          <w:b/>
+          <w:sz w:val="20"/>
+          <w:szCs w:val="20"/>
+          <w:lang w:val="uk-UA"/>
+        </w:rPr>
+        <w:t xml:space="preserve"> </w:t>
+      </w:r>
+      <w:r>
+        <w:rPr>
+          <w:b/>
+          <w:sz w:val="20"/>
+          <w:szCs w:val="20"/>
+          <w:lang w:val="uk-UA"/>
+        </w:rPr>
+        <w:t>року</w:t>
+      </w:r>
+      <w:r>
+        <w:rPr>
+          <w:sz w:val="20"/>
+          <w:szCs w:val="20"/>
+          <w:lang w:val="uk-UA"/>
+        </w:rPr>
+        <w:t xml:space="preserve">; при цьому, всі зобов’язання Користувача, що виникли під час дії даного Договору, залишаються в силі до їх повного виконання. </w:t>
+      </w:r>
+    </w:p>
+    <w:p>
+      <w:pPr>
+        <w:pStyle w:val="a6"/>
+        <w:ind w:right="0" w:firstLine="426"/>
+        <w:rPr>
+          <w:sz w:val="20"/>
+          <w:szCs w:val="20"/>
+          <w:lang w:val="uk-UA"/>
+        </w:rPr>
+      </w:pPr>
+      <w:r>
+        <w:rPr>
+          <w:sz w:val="20"/>
+          <w:szCs w:val="20"/>
+          <w:lang w:val="uk-UA"/>
+        </w:rPr>
+        <w:t xml:space="preserve">5.2. </w:t>
+      </w:r>
+      <w:r>
+        <w:rPr>
+          <w:sz w:val="20"/>
+          <w:szCs w:val="20"/>
+          <w:lang w:val="uk-UA"/>
+        </w:rPr>
+        <w:t>Дія даного Договору автоматично продовжується строком на 1 рік з одночасним підвищенням розміру мінімального платежу авторської винагороди за попередній рік на</w:t>
+      </w:r>
+      <w:r>
+        <w:rPr>
+          <w:sz w:val="20"/>
+          <w:szCs w:val="20"/>
+          <w:lang w:val="uk-UA"/>
+        </w:rPr>
+        <w:t xml:space="preserve"> </w:t>
+      </w:r>
+      <w:bookmarkStart w:id="8" w:name="_Hlk4080784"/>
+      <w:sdt>
+        <w:sdtPr>
+          <w:rPr>
+            <w:rFonts w:eastAsia="Calibri"/>
+            <w:b/>
+            <w:sz w:val="20"/>
+            <w:szCs w:val="20"/>
+            <w:lang w:val="ru-UA" w:eastAsia="en-US"/>
+          </w:rPr>
+          <w:alias w:val="prcntPrl"/>
+          <w:tag w:val="prcntPrl"/>
+          <w:id w:val="973418347"/>
+          <w:placeholder>
+            <w:docPart w:val="D2957ED343044D9D8DF81DDE41E05E9B"/>
           </w:placeholder>
           <w:showingPlcHdr/>
           <w15:appearance w15:val="tags"/>
@@ -3595,76 +3821,26 @@
       </w:sdt>
       <w:r>
         <w:rPr>
-          <w:b/>
-          <w:sz w:val="20"/>
-          <w:szCs w:val="20"/>
-          <w:lang w:eastAsia="ru-RU"/>
-        </w:rPr>
-        <w:t xml:space="preserve"> </w:t>
-      </w:r>
-      <w:r>
-        <w:rPr>
-          <w:b/>
-          <w:bCs/>
-          <w:sz w:val="20"/>
-          <w:szCs w:val="20"/>
-          <w:lang w:eastAsia="ru-RU"/>
-        </w:rPr>
-        <w:t xml:space="preserve">року </w:t>
-      </w:r>
-      <w:r>
-        <w:rPr>
-          <w:bCs/>
-          <w:sz w:val="20"/>
-          <w:szCs w:val="20"/>
-          <w:lang w:eastAsia="ru-RU"/>
-        </w:rPr>
-        <w:t xml:space="preserve">і </w:t>
-      </w:r>
-      <w:proofErr w:type="spellStart"/>
-      <w:r>
-        <w:rPr>
-          <w:bCs/>
-          <w:sz w:val="20"/>
-          <w:szCs w:val="20"/>
-          <w:lang w:eastAsia="ru-RU"/>
-        </w:rPr>
-        <w:t>діє</w:t>
-      </w:r>
-      <w:proofErr w:type="spellEnd"/>
-      <w:r>
-        <w:rPr>
-          <w:bCs/>
-          <w:sz w:val="20"/>
-          <w:szCs w:val="20"/>
-          <w:lang w:eastAsia="ru-RU"/>
-        </w:rPr>
-        <w:t xml:space="preserve"> до</w:t>
-      </w:r>
-      <w:r>
-        <w:rPr>
-          <w:b/>
-          <w:bCs/>
-          <w:sz w:val="20"/>
-          <w:szCs w:val="20"/>
-          <w:lang w:eastAsia="ru-RU"/>
-        </w:rPr>
-        <w:t xml:space="preserve">  </w:t>
-      </w:r>
-      <w:bookmarkStart w:id="7" w:name="_Hlk3207534"/>
+          <w:rFonts w:ascii="Calibri" w:eastAsia="Calibri" w:hAnsi="Calibri"/>
+          <w:sz w:val="20"/>
+          <w:szCs w:val="20"/>
+          <w:lang w:val="ru-UA" w:eastAsia="en-US"/>
+        </w:rPr>
+        <w:t xml:space="preserve"> (</w:t>
+      </w:r>
       <w:sdt>
         <w:sdtPr>
           <w:rPr>
-            <w:b/>
+            <w:rFonts w:eastAsia="Calibri"/>
             <w:sz w:val="20"/>
             <w:szCs w:val="20"/>
-            <w:lang w:eastAsia="ru-RU"/>
+            <w:lang w:val="ru-UA" w:eastAsia="en-US"/>
           </w:rPr>
-          <w:alias w:val="docDateEndC"/>
-          <w:tag w:val="docDateEndC"/>
-          <w:id w:val="1553884469"/>
+          <w:alias w:val="prcntPrlText"/>
+          <w:tag w:val="prcntPrlText"/>
+          <w:id w:val="-492410048"/>
           <w:placeholder>
-            <w:docPart w:val="62102CECEF8E43B8884D6F0A36F6EFC4"/>
+            <w:docPart w:val="D2957ED343044D9D8DF81DDE41E05E9B"/>
           </w:placeholder>
           <w:showingPlcHdr/>
           <w15:appearance w15:val="tags"/>
@@ -3679,8 +3855,24 @@
           </w:r>
         </w:sdtContent>
       </w:sdt>
-      <w:bookmarkEnd w:id="6"/>
-      <w:bookmarkEnd w:id="7"/>
+      <w:r>
+        <w:rPr>
+          <w:rFonts w:ascii="Calibri" w:eastAsia="Calibri" w:hAnsi="Calibri"/>
+          <w:sz w:val="20"/>
+          <w:szCs w:val="20"/>
+          <w:lang w:val="ru-UA" w:eastAsia="en-US"/>
+        </w:rPr>
+        <w:t>)</w:t>
+      </w:r>
+      <w:bookmarkEnd w:id="8"/>
+      <w:r>
+        <w:rPr>
+          <w:sz w:val="20"/>
+          <w:szCs w:val="20"/>
+          <w:lang w:val="uk-UA"/>
+        </w:rPr>
+        <w:t xml:space="preserve"> </w:t>
+      </w:r>
       <w:r>
         <w:rPr>
           <w:b/>
@@ -3688,125 +3880,97 @@
           <w:szCs w:val="20"/>
           <w:lang w:val="uk-UA"/>
         </w:rPr>
-        <w:t xml:space="preserve"> </w:t>
-      </w:r>
-      <w:r>
-        <w:rPr>
-          <w:b/>
-          <w:sz w:val="20"/>
-          <w:szCs w:val="20"/>
-          <w:lang w:val="uk-UA"/>
-        </w:rPr>
-        <w:t>року</w:t>
-      </w:r>
-      <w:r>
-        <w:rPr>
-          <w:sz w:val="20"/>
-          <w:szCs w:val="20"/>
-          <w:lang w:val="uk-UA"/>
-        </w:rPr>
-        <w:t xml:space="preserve">; при цьому, всі зобов’язання Користувача, що виникли під час дії даного Договору, залишаються в силі до їх повного виконання. </w:t>
+        <w:t>%</w:t>
+      </w:r>
+      <w:r>
+        <w:rPr>
+          <w:sz w:val="20"/>
+          <w:szCs w:val="20"/>
+          <w:lang w:val="uk-UA"/>
+        </w:rPr>
+        <w:t xml:space="preserve"> - і так із року в рік.</w:t>
       </w:r>
     </w:p>
     <w:p>
       <w:pPr>
         <w:pStyle w:val="a6"/>
-        <w:ind w:right="0" w:firstLine="426"/>
-        <w:rPr>
-          <w:sz w:val="20"/>
-          <w:szCs w:val="20"/>
-          <w:lang w:val="uk-UA"/>
-        </w:rPr>
-      </w:pPr>
-      <w:r>
-        <w:rPr>
-          <w:sz w:val="20"/>
-          <w:szCs w:val="20"/>
-          <w:highlight w:val="yellow"/>
-          <w:lang w:val="uk-UA"/>
-        </w:rPr>
-        <w:t xml:space="preserve">5.2. </w:t>
-      </w:r>
-      <w:r>
-        <w:rPr>
-          <w:sz w:val="20"/>
-          <w:szCs w:val="20"/>
-          <w:highlight w:val="yellow"/>
-          <w:lang w:val="uk-UA"/>
-        </w:rPr>
-        <w:t>Дія даного Договору автоматично продовжується строком на 1 рік з одночасним підвищенням розміру мінімального платежу авторської винагороди за попередній рік на 10 (десять) % - і так із року в рік.</w:t>
+        <w:ind w:right="0" w:firstLine="425"/>
+        <w:rPr>
+          <w:sz w:val="20"/>
+          <w:szCs w:val="20"/>
+          <w:lang w:val="uk-UA"/>
+        </w:rPr>
+      </w:pPr>
+      <w:r>
+        <w:rPr>
+          <w:sz w:val="20"/>
+          <w:szCs w:val="20"/>
+          <w:lang w:val="uk-UA"/>
+        </w:rPr>
+        <w:t xml:space="preserve">5.3. </w:t>
+      </w:r>
+      <w:r>
+        <w:rPr>
+          <w:sz w:val="20"/>
+          <w:szCs w:val="20"/>
+          <w:lang w:val="uk-UA"/>
+        </w:rPr>
+        <w:t xml:space="preserve"> </w:t>
+      </w:r>
+      <w:r>
+        <w:rPr>
+          <w:sz w:val="20"/>
+          <w:szCs w:val="20"/>
+          <w:lang w:val="uk-UA"/>
+        </w:rPr>
+        <w:t>Даний Договір може бути достроково розірваним з</w:t>
+      </w:r>
+      <w:bookmarkStart w:id="9" w:name="_GoBack"/>
+      <w:bookmarkEnd w:id="9"/>
+      <w:r>
+        <w:rPr>
+          <w:sz w:val="20"/>
+          <w:szCs w:val="20"/>
+          <w:lang w:val="uk-UA"/>
+        </w:rPr>
+        <w:t xml:space="preserve">а домовленістю Сторін у випадку припинення  Користувачем публічного сповіщення через мережу Інтернет творів з </w:t>
+      </w:r>
+      <w:r>
+        <w:rPr>
+          <w:sz w:val="20"/>
+          <w:szCs w:val="20"/>
+          <w:lang w:val="uk-UA"/>
+        </w:rPr>
+        <w:t>каталогу</w:t>
+      </w:r>
+      <w:r>
+        <w:rPr>
+          <w:sz w:val="20"/>
+          <w:szCs w:val="20"/>
+          <w:lang w:val="uk-UA"/>
+        </w:rPr>
+        <w:t xml:space="preserve"> ГО УААСП шляхом підписання додаткової угоди. При цьому, Користувач повинен додатково направити ГО УААСП офіційні документи, які підтверджують обставини, згідно з якими Користувач припиняє публічне сповіщення через мережу Інтернет творів з </w:t>
+      </w:r>
+      <w:r>
+        <w:rPr>
+          <w:sz w:val="20"/>
+          <w:szCs w:val="20"/>
+          <w:lang w:val="uk-UA"/>
+        </w:rPr>
+        <w:t>каталогу</w:t>
+      </w:r>
+      <w:r>
+        <w:rPr>
+          <w:sz w:val="20"/>
+          <w:szCs w:val="20"/>
+          <w:lang w:val="uk-UA"/>
+        </w:rPr>
+        <w:t xml:space="preserve"> ГО УААСП.</w:t>
       </w:r>
     </w:p>
     <w:p>
       <w:pPr>
         <w:pStyle w:val="a6"/>
-        <w:ind w:right="0" w:firstLine="425"/>
-        <w:rPr>
-          <w:sz w:val="20"/>
-          <w:szCs w:val="20"/>
-          <w:lang w:val="uk-UA"/>
-        </w:rPr>
-      </w:pPr>
-      <w:r>
-        <w:rPr>
-          <w:sz w:val="20"/>
-          <w:szCs w:val="20"/>
-          <w:lang w:val="uk-UA"/>
-        </w:rPr>
-        <w:t xml:space="preserve">5.3. </w:t>
-      </w:r>
-      <w:r>
-        <w:rPr>
-          <w:sz w:val="20"/>
-          <w:szCs w:val="20"/>
-          <w:lang w:val="uk-UA"/>
-        </w:rPr>
-        <w:t xml:space="preserve"> </w:t>
-      </w:r>
-      <w:r>
-        <w:rPr>
-          <w:sz w:val="20"/>
-          <w:szCs w:val="20"/>
-          <w:lang w:val="uk-UA"/>
-        </w:rPr>
-        <w:t xml:space="preserve">Даний Договір може бути достроково розірваним за домовленістю Сторін у випадку припинення  Користувачем публічного сповіщення через мережу Інтернет творів з </w:t>
-      </w:r>
-      <w:r>
-        <w:rPr>
-          <w:sz w:val="20"/>
-          <w:szCs w:val="20"/>
-          <w:lang w:val="uk-UA"/>
-        </w:rPr>
-        <w:t>каталогу</w:t>
-      </w:r>
-      <w:r>
-        <w:rPr>
-          <w:sz w:val="20"/>
-          <w:szCs w:val="20"/>
-          <w:lang w:val="uk-UA"/>
-        </w:rPr>
-        <w:t xml:space="preserve"> ГО УААСП шляхом підписання додаткової угоди. При цьому, Користувач повинен додатково направити ГО УААСП офіційні документи, які підтверджують обставини, згідно з якими Користувач припиняє публічне сповіщення через мережу Інтернет творів з </w:t>
-      </w:r>
-      <w:r>
-        <w:rPr>
-          <w:sz w:val="20"/>
-          <w:szCs w:val="20"/>
-          <w:lang w:val="uk-UA"/>
-        </w:rPr>
-        <w:t>каталогу</w:t>
-      </w:r>
-      <w:r>
-        <w:rPr>
-          <w:sz w:val="20"/>
-          <w:szCs w:val="20"/>
-          <w:lang w:val="uk-UA"/>
-        </w:rPr>
-        <w:t xml:space="preserve"> ГО УААСП.</w:t>
-      </w:r>
-    </w:p>
-    <w:p>
-      <w:pPr>
-        <w:pStyle w:val="a6"/>
         <w:ind w:right="0" w:firstLine="360"/>
         <w:rPr>
           <w:sz w:val="20"/>
@@ -3820,16 +3984,8 @@
           <w:szCs w:val="20"/>
           <w:lang w:val="uk-UA"/>
         </w:rPr>
-        <w:t xml:space="preserve">  5.4. ГО УААСП має право розірвати даний Договір в односторонньому порядку, про що ГО УААСП зобов’язується письмово повідомити Користувача, шляхом надсилання рекомендованого листа або рекомендованого листа з повідомленням про вручення (на вибір ГО УААСП) на юридичну або поштову адресу Користувача не пізніше, ніж за 30 (тридцять) календарних днів до дати, з якої Договір підлягає розірванню, при цьому, всі зобов’язання Користувача, що виникли під час </w:t>
-      </w:r>
-      <w:r>
-        <w:rPr>
-          <w:sz w:val="20"/>
-          <w:szCs w:val="20"/>
-          <w:lang w:val="uk-UA"/>
-        </w:rPr>
         <w:lastRenderedPageBreak/>
-        <w:t>дії даного Договору, залишаються в силі до їх повного виконання. Договір вважається розірваним з дати, вказаної ГО УААСП у письмовому повідомленні, надісланому згідно вищевказаних умов.</w:t>
+        <w:t xml:space="preserve">  5.4. ГО УААСП має право розірвати даний Договір в односторонньому порядку, про що ГО УААСП зобов’язується письмово повідомити Користувача, шляхом надсилання рекомендованого листа або рекомендованого листа з повідомленням про вручення (на вибір ГО УААСП) на юридичну або поштову адресу Користувача не пізніше, ніж за 30 (тридцять) календарних днів до дати, з якої Договір підлягає розірванню, при цьому, всі зобов’язання Користувача, що виникли під час дії даного Договору, залишаються в силі до їх повного виконання. Договір вважається розірваним з дати, вказаної ГО УААСП у письмовому повідомленні, надісланому згідно вищевказаних умов.</w:t>
       </w:r>
     </w:p>
     <w:p>
@@ -4443,7 +4599,19 @@
           <w:szCs w:val="20"/>
           <w:lang w:val="uk-UA" w:eastAsia="uk-UA"/>
         </w:rPr>
-        <w:t>ГО УААСП, Користувач зобов'язаний повідомити про це ГО УААСП протягом 5 (п'яти) календарних днів з дня припинення такого використання, шляхом надсилання на юридичну адресу ГО УААСП рекомендованого листа з повідомленням про вручення.</w:t>
+        <w:t xml:space="preserve">ГО УААСП, Користувач зобов'язаний повідомити про це ГО УААСП протягом 5 (п'яти) календарних днів з дня </w:t>
+      </w:r>
+      <w:r>
+        <w:rPr>
+          <w:rFonts w:eastAsia="Times New Roman"/>
+          <w:b w:val="0"/>
+          <w:bCs w:val="0"/>
+          <w:sz w:val="20"/>
+          <w:szCs w:val="20"/>
+          <w:lang w:val="uk-UA" w:eastAsia="uk-UA"/>
+        </w:rPr>
+        <w:lastRenderedPageBreak/>
+        <w:t>припинення такого використання, шляхом надсилання на юридичну адресу ГО УААСП рекомендованого листа з повідомленням про вручення.</w:t>
       </w:r>
     </w:p>
     <w:p>
@@ -4475,14 +4643,7 @@
         <w:rPr>
           <w:rFonts w:ascii="inherit" w:hAnsi="inherit"/>
         </w:rPr>
-        <w:t xml:space="preserve">є фактичним підтвердженням того, що Користувач продовжує використання творів та готовий виконувати зобов'язання за цим Договором </w:t>
-      </w:r>
-      <w:r>
-        <w:rPr>
-          <w:rFonts w:ascii="inherit" w:hAnsi="inherit"/>
-        </w:rPr>
-        <w:lastRenderedPageBreak/>
-        <w:t>щодо виплати авторської винагороди та надання звітної документації. Договір є припиненим, в тому числі тимчасово призупинений, у випадку підписання Сторонами додаткової угоди до даного Договору.</w:t>
+        <w:t>є фактичним підтвердженням того, що Користувач продовжує використання творів та готовий виконувати зобов'язання за цим Договором щодо виплати авторської винагороди та надання звітної документації. Договір є припиненим, в тому числі тимчасово призупинений, у випадку підписання Сторонами додаткової угоди до даного Договору.</w:t>
       </w:r>
     </w:p>
     <w:p>
@@ -5390,8 +5551,8 @@
               <w:textAlignment w:val="baseline"/>
               <w:rPr>
                 <w:bCs w:val="0"/>
-                <w:sz w:val="16"/>
-                <w:szCs w:val="16"/>
+                <w:sz w:val="18"/>
+                <w:szCs w:val="18"/>
                 <w:lang w:val="uk-UA" w:eastAsia="ru-RU"/>
               </w:rPr>
             </w:pPr>
@@ -5399,8 +5560,8 @@
               <w:sdtPr>
                 <w:rPr>
                   <w:bCs w:val="0"/>
-                  <w:sz w:val="16"/>
-                  <w:szCs w:val="16"/>
+                  <w:sz w:val="18"/>
+                  <w:szCs w:val="18"/>
                   <w:lang w:val="uk-UA" w:eastAsia="ru-RU"/>
                 </w:rPr>
                 <w:alias w:val="CstName"/>
@@ -5413,6 +5574,7 @@
                 <w15:appearance w15:val="tags"/>
                 <w:text/>
               </w:sdtPr>
+              <w:sdtEndPr/>
               <w:sdtContent>
                 <w:r>
                   <w:rPr>
@@ -5431,15 +5593,15 @@
               <w:textAlignment w:val="baseline"/>
               <w:rPr>
                 <w:b w:val="0"/>
-                <w:sz w:val="16"/>
-                <w:szCs w:val="16"/>
+                <w:sz w:val="18"/>
+                <w:szCs w:val="18"/>
                 <w:lang w:val="uk-UA" w:eastAsia="ru-RU"/>
               </w:rPr>
             </w:pPr>
             <w:r>
               <w:rPr>
-                <w:sz w:val="16"/>
-                <w:szCs w:val="16"/>
+                <w:sz w:val="18"/>
+                <w:szCs w:val="18"/>
                 <w:lang w:val="uk-UA" w:eastAsia="ru-RU"/>
               </w:rPr>
               <w:t xml:space="preserve"> </w:t>
@@ -5452,15 +5614,15 @@
               <w:ind w:right="-108"/>
               <w:textAlignment w:val="baseline"/>
               <w:rPr>
-                <w:sz w:val="16"/>
-                <w:szCs w:val="16"/>
+                <w:sz w:val="18"/>
+                <w:szCs w:val="18"/>
                 <w:lang w:val="uk-UA" w:eastAsia="ru-RU"/>
               </w:rPr>
             </w:pPr>
             <w:r>
               <w:rPr>
-                <w:sz w:val="16"/>
-                <w:szCs w:val="16"/>
+                <w:sz w:val="18"/>
+                <w:szCs w:val="18"/>
                 <w:lang w:val="uk-UA" w:eastAsia="ru-RU"/>
               </w:rPr>
               <w:t xml:space="preserve">Юридична адреса: </w:t>
@@ -5469,8 +5631,8 @@
               <w:sdtPr>
                 <w:rPr>
                   <w:b w:val="0"/>
-                  <w:sz w:val="16"/>
-                  <w:szCs w:val="16"/>
+                  <w:sz w:val="18"/>
+                  <w:szCs w:val="18"/>
                   <w:lang w:val="uk-UA" w:eastAsia="ru-RU"/>
                 </w:rPr>
                 <w:alias w:val="CstLegalAddress"/>
@@ -5483,6 +5645,7 @@
                 <w15:appearance w15:val="tags"/>
                 <w:text/>
               </w:sdtPr>
+              <w:sdtEndPr/>
               <w:sdtContent>
                 <w:r>
                   <w:rPr>
@@ -5501,15 +5664,15 @@
               <w:textAlignment w:val="baseline"/>
               <w:rPr>
                 <w:b w:val="0"/>
-                <w:sz w:val="16"/>
-                <w:szCs w:val="16"/>
+                <w:sz w:val="18"/>
+                <w:szCs w:val="18"/>
                 <w:lang w:val="uk-UA" w:eastAsia="ru-RU"/>
               </w:rPr>
             </w:pPr>
             <w:r>
               <w:rPr>
-                <w:sz w:val="16"/>
-                <w:szCs w:val="16"/>
+                <w:sz w:val="18"/>
+                <w:szCs w:val="18"/>
                 <w:lang w:val="uk-UA" w:eastAsia="ru-RU"/>
               </w:rPr>
               <w:t xml:space="preserve">Фактична адреса: </w:t>
@@ -5518,8 +5681,8 @@
               <w:sdtPr>
                 <w:rPr>
                   <w:b w:val="0"/>
-                  <w:sz w:val="16"/>
-                  <w:szCs w:val="16"/>
+                  <w:sz w:val="18"/>
+                  <w:szCs w:val="18"/>
                   <w:lang w:val="uk-UA" w:eastAsia="ru-RU"/>
                 </w:rPr>
                 <w:alias w:val="CstResidentialAddress"/>
@@ -5532,6 +5695,7 @@
                 <w15:appearance w15:val="tags"/>
                 <w:text/>
               </w:sdtPr>
+              <w:sdtEndPr/>
               <w:sdtContent>
                 <w:r>
                   <w:rPr>
@@ -5550,15 +5714,15 @@
               <w:textAlignment w:val="baseline"/>
               <w:rPr>
                 <w:b w:val="0"/>
-                <w:sz w:val="16"/>
-                <w:szCs w:val="16"/>
+                <w:sz w:val="18"/>
+                <w:szCs w:val="18"/>
                 <w:lang w:val="uk-UA" w:eastAsia="ru-RU"/>
               </w:rPr>
             </w:pPr>
             <w:r>
               <w:rPr>
-                <w:sz w:val="16"/>
-                <w:szCs w:val="16"/>
+                <w:sz w:val="18"/>
+                <w:szCs w:val="18"/>
                 <w:lang w:val="uk-UA" w:eastAsia="ru-RU"/>
               </w:rPr>
               <w:t xml:space="preserve">Адреса для листування: </w:t>
@@ -5568,8 +5732,8 @@
                 <w:rPr>
                   <w:b w:val="0"/>
                   <w:bCs w:val="0"/>
-                  <w:sz w:val="16"/>
-                  <w:szCs w:val="16"/>
+                  <w:sz w:val="18"/>
+                  <w:szCs w:val="18"/>
                   <w:lang w:val="uk-UA" w:eastAsia="ru-RU"/>
                 </w:rPr>
                 <w:alias w:val="CstCorrespAddress"/>
@@ -5582,6 +5746,7 @@
                 <w15:appearance w15:val="tags"/>
                 <w:text/>
               </w:sdtPr>
+              <w:sdtEndPr/>
               <w:sdtContent>
                 <w:r>
                   <w:rPr>
@@ -5600,16 +5765,16 @@
               <w:textAlignment w:val="baseline"/>
               <w:rPr>
                 <w:b w:val="0"/>
-                <w:sz w:val="16"/>
-                <w:szCs w:val="16"/>
+                <w:sz w:val="18"/>
+                <w:szCs w:val="18"/>
                 <w:lang w:val="uk-UA" w:eastAsia="ru-RU"/>
               </w:rPr>
             </w:pPr>
             <w:proofErr w:type="spellStart"/>
             <w:r>
               <w:rPr>
-                <w:sz w:val="16"/>
-                <w:szCs w:val="16"/>
+                <w:sz w:val="18"/>
+                <w:szCs w:val="18"/>
                 <w:lang w:val="uk-UA" w:eastAsia="ru-RU"/>
               </w:rPr>
               <w:t>Тел</w:t>
@@ -5617,8 +5782,8 @@
             <w:proofErr w:type="spellEnd"/>
             <w:r>
               <w:rPr>
-                <w:sz w:val="16"/>
-                <w:szCs w:val="16"/>
+                <w:sz w:val="18"/>
+                <w:szCs w:val="18"/>
                 <w:lang w:val="uk-UA" w:eastAsia="ru-RU"/>
               </w:rPr>
               <w:t xml:space="preserve">.: </w:t>
@@ -5627,8 +5792,8 @@
               <w:sdtPr>
                 <w:rPr>
                   <w:b w:val="0"/>
-                  <w:sz w:val="16"/>
-                  <w:szCs w:val="16"/>
+                  <w:sz w:val="18"/>
+                  <w:szCs w:val="18"/>
                   <w:lang w:val="uk-UA" w:eastAsia="ru-RU"/>
                 </w:rPr>
                 <w:alias w:val="CstPhone"/>
@@ -5641,6 +5806,7 @@
                 <w15:appearance w15:val="tags"/>
                 <w:text/>
               </w:sdtPr>
+              <w:sdtEndPr/>
               <w:sdtContent>
                 <w:r>
                   <w:rPr>
@@ -5659,18 +5825,34 @@
               <w:textAlignment w:val="baseline"/>
               <w:rPr>
                 <w:b w:val="0"/>
-                <w:sz w:val="16"/>
-                <w:szCs w:val="16"/>
+                <w:sz w:val="18"/>
+                <w:szCs w:val="18"/>
                 <w:lang w:val="uk-UA" w:eastAsia="ru-RU"/>
               </w:rPr>
             </w:pPr>
             <w:r>
               <w:rPr>
-                <w:sz w:val="16"/>
-                <w:szCs w:val="16"/>
+                <w:sz w:val="18"/>
+                <w:szCs w:val="18"/>
                 <w:lang w:val="uk-UA" w:eastAsia="ru-RU"/>
               </w:rPr>
-              <w:t>факс:_____________________________</w:t>
+              <w:t>факс:</w:t>
+            </w:r>
+            <w:r>
+              <w:rPr>
+                <w:sz w:val="18"/>
+                <w:szCs w:val="18"/>
+                <w:lang w:val="uk-UA" w:eastAsia="ru-RU"/>
+              </w:rPr>
+              <w:t xml:space="preserve"> </w:t>
+            </w:r>
+            <w:r>
+              <w:rPr>
+                <w:sz w:val="18"/>
+                <w:szCs w:val="18"/>
+                <w:lang w:val="uk-UA" w:eastAsia="ru-RU"/>
+              </w:rPr>
+              <w:t>_____________________________</w:t>
             </w:r>
           </w:p>
           <w:p>
@@ -5681,15 +5863,15 @@
               <w:textAlignment w:val="baseline"/>
               <w:rPr>
                 <w:b w:val="0"/>
-                <w:sz w:val="16"/>
-                <w:szCs w:val="16"/>
+                <w:sz w:val="18"/>
+                <w:szCs w:val="18"/>
                 <w:lang w:val="uk-UA" w:eastAsia="ru-RU"/>
               </w:rPr>
             </w:pPr>
             <w:r>
               <w:rPr>
-                <w:sz w:val="16"/>
-                <w:szCs w:val="16"/>
+                <w:sz w:val="18"/>
+                <w:szCs w:val="18"/>
                 <w:lang w:val="uk-UA" w:eastAsia="ru-RU"/>
               </w:rPr>
               <w:t xml:space="preserve">Код ЄДРПОУ: </w:t>
@@ -5699,8 +5881,8 @@
                 <w:rPr>
                   <w:b w:val="0"/>
                   <w:bCs w:val="0"/>
-                  <w:sz w:val="16"/>
-                  <w:szCs w:val="16"/>
+                  <w:sz w:val="18"/>
+                  <w:szCs w:val="18"/>
                   <w:lang w:val="uk-UA" w:eastAsia="ru-RU"/>
                 </w:rPr>
                 <w:alias w:val="CstEDRPOU"/>
@@ -5713,6 +5895,7 @@
                 <w15:appearance w15:val="tags"/>
                 <w:text/>
               </w:sdtPr>
+              <w:sdtEndPr/>
               <w:sdtContent>
                 <w:r>
                   <w:rPr>
@@ -5731,26 +5914,42 @@
               <w:textAlignment w:val="baseline"/>
               <w:rPr>
                 <w:b w:val="0"/>
-                <w:sz w:val="16"/>
-                <w:szCs w:val="16"/>
+                <w:sz w:val="18"/>
+                <w:szCs w:val="18"/>
                 <w:lang w:val="uk-UA" w:eastAsia="ru-RU"/>
               </w:rPr>
             </w:pPr>
             <w:r>
               <w:rPr>
-                <w:sz w:val="16"/>
-                <w:szCs w:val="16"/>
+                <w:sz w:val="18"/>
+                <w:szCs w:val="18"/>
                 <w:lang w:val="uk-UA" w:eastAsia="ru-RU"/>
               </w:rPr>
-              <w:t xml:space="preserve">Банк </w:t>
+              <w:t>Банк</w:t>
+            </w:r>
+            <w:r>
+              <w:rPr>
+                <w:sz w:val="18"/>
+                <w:szCs w:val="18"/>
+                <w:lang w:val="uk-UA" w:eastAsia="ru-RU"/>
+              </w:rPr>
+              <w:t>:</w:t>
+            </w:r>
+            <w:r>
+              <w:rPr>
+                <w:sz w:val="18"/>
+                <w:szCs w:val="18"/>
+                <w:lang w:val="uk-UA" w:eastAsia="ru-RU"/>
+              </w:rPr>
+              <w:t xml:space="preserve"> </w:t>
             </w:r>
             <w:sdt>
               <w:sdtPr>
                 <w:rPr>
                   <w:b w:val="0"/>
                   <w:bCs w:val="0"/>
-                  <w:sz w:val="16"/>
-                  <w:szCs w:val="16"/>
+                  <w:sz w:val="18"/>
+                  <w:szCs w:val="18"/>
                   <w:lang w:val="uk-UA" w:eastAsia="ru-RU"/>
                 </w:rPr>
                 <w:alias w:val="CstBankName"/>
@@ -5763,6 +5962,7 @@
                 <w15:appearance w15:val="tags"/>
                 <w:text/>
               </w:sdtPr>
+              <w:sdtEndPr/>
               <w:sdtContent>
                 <w:r>
                   <w:rPr>
@@ -5781,15 +5981,15 @@
               <w:textAlignment w:val="baseline"/>
               <w:rPr>
                 <w:b w:val="0"/>
-                <w:sz w:val="16"/>
-                <w:szCs w:val="16"/>
+                <w:sz w:val="18"/>
+                <w:szCs w:val="18"/>
                 <w:lang w:val="uk-UA" w:eastAsia="ru-RU"/>
               </w:rPr>
             </w:pPr>
             <w:r>
               <w:rPr>
-                <w:sz w:val="16"/>
-                <w:szCs w:val="16"/>
+                <w:sz w:val="18"/>
+                <w:szCs w:val="18"/>
                 <w:lang w:val="uk-UA" w:eastAsia="ru-RU"/>
               </w:rPr>
               <w:t xml:space="preserve">МФО: </w:t>
@@ -5799,8 +5999,8 @@
                 <w:rPr>
                   <w:b w:val="0"/>
                   <w:bCs w:val="0"/>
-                  <w:sz w:val="16"/>
-                  <w:szCs w:val="16"/>
+                  <w:sz w:val="18"/>
+                  <w:szCs w:val="18"/>
                   <w:lang w:val="uk-UA" w:eastAsia="ru-RU"/>
                 </w:rPr>
                 <w:alias w:val="CstBankMFO"/>
@@ -5813,6 +6013,7 @@
                 <w15:appearance w15:val="tags"/>
                 <w:text/>
               </w:sdtPr>
+              <w:sdtEndPr/>
               <w:sdtContent>
                 <w:r>
                   <w:rPr>
@@ -5831,15 +6032,15 @@
               <w:textAlignment w:val="baseline"/>
               <w:rPr>
                 <w:b w:val="0"/>
-                <w:sz w:val="16"/>
-                <w:szCs w:val="16"/>
+                <w:sz w:val="18"/>
+                <w:szCs w:val="18"/>
                 <w:lang w:val="uk-UA" w:eastAsia="ru-RU"/>
               </w:rPr>
             </w:pPr>
             <w:r>
               <w:rPr>
-                <w:sz w:val="16"/>
-                <w:szCs w:val="16"/>
+                <w:sz w:val="18"/>
+                <w:szCs w:val="18"/>
                 <w:lang w:val="uk-UA" w:eastAsia="ru-RU"/>
               </w:rPr>
               <w:t xml:space="preserve">р/р </w:t>
@@ -5849,8 +6050,8 @@
                 <w:rPr>
                   <w:b w:val="0"/>
                   <w:bCs w:val="0"/>
-                  <w:sz w:val="16"/>
-                  <w:szCs w:val="16"/>
+                  <w:sz w:val="18"/>
+                  <w:szCs w:val="18"/>
                   <w:lang w:val="uk-UA" w:eastAsia="ru-RU"/>
                 </w:rPr>
                 <w:alias w:val="CstAcc"/>
@@ -5863,6 +6064,7 @@
                 <w15:appearance w15:val="tags"/>
                 <w:text/>
               </w:sdtPr>
+              <w:sdtEndPr/>
               <w:sdtContent>
                 <w:r>
                   <w:rPr>
@@ -5881,15 +6083,15 @@
               <w:textAlignment w:val="baseline"/>
               <w:rPr>
                 <w:b w:val="0"/>
-                <w:sz w:val="16"/>
-                <w:szCs w:val="16"/>
+                <w:sz w:val="18"/>
+                <w:szCs w:val="18"/>
                 <w:lang w:val="uk-UA" w:eastAsia="ru-RU"/>
               </w:rPr>
             </w:pPr>
             <w:r>
               <w:rPr>
-                <w:sz w:val="16"/>
-                <w:szCs w:val="16"/>
+                <w:sz w:val="18"/>
+                <w:szCs w:val="18"/>
                 <w:lang w:val="uk-UA" w:eastAsia="ru-RU"/>
               </w:rPr>
               <w:t xml:space="preserve">Свідоцтво № </w:t>
@@ -5899,24 +6101,26 @@
                 <w:rPr>
                   <w:b w:val="0"/>
                   <w:bCs w:val="0"/>
-                  <w:sz w:val="16"/>
-                  <w:szCs w:val="16"/>
-                  <w:lang w:val="uk-UA" w:eastAsia="ru-RU"/>
+                  <w:sz w:val="18"/>
+                  <w:szCs w:val="18"/>
+                  <w:lang w:val="uk-UA"/>
                 </w:rPr>
-                <w:alias w:val="CstAcc"/>
-                <w:tag w:val="CstAcc"/>
-                <w:id w:val="1575388416"/>
+                <w:alias w:val="CstRegNumber"/>
+                <w:tag w:val="CstRegNumber"/>
+                <w:id w:val="-1794891208"/>
                 <w:placeholder>
-                  <w:docPart w:val="3D278FC9215F4CAB9E9187B1043E6DBE"/>
+                  <w:docPart w:val="115B1779975D47D386752A50C9596CF7"/>
                 </w:placeholder>
                 <w:showingPlcHdr/>
                 <w15:appearance w15:val="tags"/>
                 <w:text/>
               </w:sdtPr>
+              <w:sdtEndPr/>
               <w:sdtContent>
                 <w:r>
                   <w:rPr>
                     <w:rStyle w:val="afc"/>
+                    <w:lang w:val="uk-UA"/>
                   </w:rPr>
                   <w:t>Место для ввода текста.</w:t>
                 </w:r>
@@ -5924,48 +6128,127 @@
             </w:sdt>
             <w:r>
               <w:rPr>
-                <w:sz w:val="16"/>
-                <w:szCs w:val="16"/>
+                <w:b w:val="0"/>
+                <w:sz w:val="18"/>
+                <w:szCs w:val="18"/>
+                <w:lang w:val="uk-UA"/>
+              </w:rPr>
+              <w:t xml:space="preserve"> від</w:t>
+            </w:r>
+            <w:r>
+              <w:rPr>
+                <w:b w:val="0"/>
+                <w:sz w:val="18"/>
+                <w:szCs w:val="18"/>
+                <w:lang w:val="uk-UA"/>
+              </w:rPr>
+              <w:t xml:space="preserve"> </w:t>
+            </w:r>
+            <w:sdt>
+              <w:sdtPr>
+                <w:rPr>
+                  <w:b w:val="0"/>
+                  <w:sz w:val="18"/>
+                  <w:szCs w:val="18"/>
+                  <w:lang w:val="uk-UA"/>
+                </w:rPr>
+                <w:alias w:val="CstRegData"/>
+                <w:tag w:val="CstRegData"/>
+                <w:id w:val="1267500302"/>
+                <w:placeholder>
+                  <w:docPart w:val="115B1779975D47D386752A50C9596CF7"/>
+                </w:placeholder>
+                <w:showingPlcHdr/>
+                <w15:appearance w15:val="tags"/>
+                <w:text/>
+              </w:sdtPr>
+              <w:sdtEndPr/>
+              <w:sdtContent>
+                <w:r>
+                  <w:rPr>
+                    <w:rStyle w:val="afc"/>
+                    <w:lang w:val="uk-UA"/>
+                  </w:rPr>
+                  <w:t>Место для ввода текста.</w:t>
+                </w:r>
+              </w:sdtContent>
+            </w:sdt>
+            <w:r>
+              <w:rPr>
+                <w:sz w:val="18"/>
+                <w:szCs w:val="18"/>
                 <w:lang w:val="uk-UA" w:eastAsia="ru-RU"/>
               </w:rPr>
-              <w:t xml:space="preserve"> від </w:t>
+              <w:t xml:space="preserve"> </w:t>
+            </w:r>
+            <w:r>
+              <w:rPr>
+                <w:b w:val="0"/>
+                <w:sz w:val="18"/>
+                <w:szCs w:val="18"/>
+                <w:lang w:val="uk-UA" w:eastAsia="ru-RU"/>
+              </w:rPr>
+              <w:t>р.</w:t>
+            </w:r>
+          </w:p>
+          <w:p>
+            <w:pPr>
+              <w:overflowPunct w:val="0"/>
+              <w:adjustRightInd w:val="0"/>
+              <w:ind w:right="-108"/>
+              <w:textAlignment w:val="baseline"/>
+              <w:rPr>
+                <w:sz w:val="18"/>
+                <w:szCs w:val="18"/>
+                <w:lang w:val="uk-UA" w:eastAsia="ru-RU"/>
+              </w:rPr>
+            </w:pPr>
+            <w:r>
+              <w:rPr>
+                <w:sz w:val="18"/>
+                <w:szCs w:val="18"/>
+                <w:lang w:val="uk-UA" w:eastAsia="ru-RU"/>
+              </w:rPr>
+              <w:t>Є платником</w:t>
+            </w:r>
+            <w:r>
+              <w:rPr>
+                <w:sz w:val="18"/>
+                <w:szCs w:val="18"/>
+                <w:lang w:eastAsia="ru-RU"/>
+              </w:rPr>
+              <w:t xml:space="preserve"> </w:t>
             </w:r>
             <w:sdt>
               <w:sdtPr>
                 <w:rPr>
                   <w:b w:val="0"/>
                   <w:bCs w:val="0"/>
-                  <w:sz w:val="16"/>
-                  <w:szCs w:val="16"/>
+                  <w:sz w:val="18"/>
+                  <w:szCs w:val="18"/>
                   <w:lang w:val="uk-UA" w:eastAsia="ru-RU"/>
                 </w:rPr>
-                <w:alias w:val="CstAcc"/>
-                <w:tag w:val="CstAcc"/>
-                <w:id w:val="1488436807"/>
+                <w:alias w:val="CstVATType"/>
+                <w:tag w:val="CstVATType"/>
+                <w:id w:val="25303977"/>
                 <w:placeholder>
-                  <w:docPart w:val="FC4D1735201C4FA68F77DA28DCEFFC81"/>
+                  <w:docPart w:val="EE50035E1822452FB7175423DDE80168"/>
                 </w:placeholder>
                 <w:showingPlcHdr/>
                 <w15:appearance w15:val="tags"/>
                 <w:text/>
               </w:sdtPr>
+              <w:sdtEndPr/>
               <w:sdtContent>
                 <w:r>
                   <w:rPr>
                     <w:rStyle w:val="afc"/>
+                    <w:lang w:val="uk-UA"/>
                   </w:rPr>
                   <w:t>Место для ввода текста.</w:t>
                 </w:r>
               </w:sdtContent>
             </w:sdt>
-            <w:r>
-              <w:rPr>
-                <w:sz w:val="16"/>
-                <w:szCs w:val="16"/>
-                <w:lang w:val="uk-UA" w:eastAsia="ru-RU"/>
-              </w:rPr>
-              <w:t xml:space="preserve"> р.</w:t>
-            </w:r>
           </w:p>
           <w:p>
             <w:pPr>
@@ -5975,15 +6258,15 @@
               <w:textAlignment w:val="baseline"/>
               <w:rPr>
                 <w:b w:val="0"/>
-                <w:sz w:val="16"/>
-                <w:szCs w:val="16"/>
+                <w:sz w:val="18"/>
+                <w:szCs w:val="18"/>
                 <w:lang w:val="uk-UA" w:eastAsia="ru-RU"/>
               </w:rPr>
             </w:pPr>
             <w:r>
               <w:rPr>
-                <w:sz w:val="16"/>
-                <w:szCs w:val="16"/>
+                <w:sz w:val="18"/>
+                <w:szCs w:val="18"/>
                 <w:lang w:val="uk-UA" w:eastAsia="ru-RU"/>
               </w:rPr>
               <w:t xml:space="preserve">Індивідуальний податковий № </w:t>
@@ -5993,8 +6276,8 @@
                 <w:rPr>
                   <w:b w:val="0"/>
                   <w:bCs w:val="0"/>
-                  <w:sz w:val="16"/>
-                  <w:szCs w:val="16"/>
+                  <w:sz w:val="18"/>
+                  <w:szCs w:val="18"/>
                   <w:lang w:val="uk-UA" w:eastAsia="ru-RU"/>
                 </w:rPr>
                 <w:alias w:val="CstVAT"/>
@@ -6007,6 +6290,7 @@
                 <w15:appearance w15:val="tags"/>
                 <w:text/>
               </w:sdtPr>
+              <w:sdtEndPr/>
               <w:sdtContent>
                 <w:r>
                   <w:rPr>
@@ -6025,56 +6309,19 @@
               <w:textAlignment w:val="baseline"/>
               <w:rPr>
                 <w:b w:val="0"/>
-                <w:sz w:val="16"/>
-                <w:szCs w:val="16"/>
-                <w:lang w:eastAsia="ru-RU"/>
+                <w:sz w:val="18"/>
+                <w:szCs w:val="18"/>
+                <w:lang w:val="uk-UA" w:eastAsia="ru-RU"/>
               </w:rPr>
             </w:pPr>
             <w:r>
               <w:rPr>
-                <w:sz w:val="16"/>
-                <w:szCs w:val="16"/>
+                <w:sz w:val="18"/>
+                <w:szCs w:val="18"/>
                 <w:lang w:val="uk-UA" w:eastAsia="ru-RU"/>
               </w:rPr>
-              <w:t>Є платником</w:t>
+              <w:t>http://_________________________________</w:t>
             </w:r>
-            <w:r>
-              <w:rPr>
-                <w:sz w:val="16"/>
-                <w:szCs w:val="16"/>
-                <w:lang w:eastAsia="ru-RU"/>
-              </w:rPr>
-              <w:t xml:space="preserve"> </w:t>
-            </w:r>
-            <w:sdt>
-              <w:sdtPr>
-                <w:rPr>
-                  <w:b w:val="0"/>
-                  <w:bCs w:val="0"/>
-                  <w:sz w:val="16"/>
-                  <w:szCs w:val="16"/>
-                  <w:lang w:val="uk-UA" w:eastAsia="ru-RU"/>
-                </w:rPr>
-                <w:alias w:val="CstVATType"/>
-                <w:tag w:val="CstVATType"/>
-                <w:id w:val="25303977"/>
-                <w:placeholder>
-                  <w:docPart w:val="35A51125346D48C6ADA37391F0916585"/>
-                </w:placeholder>
-                <w:showingPlcHdr/>
-                <w15:appearance w15:val="tags"/>
-                <w:text/>
-              </w:sdtPr>
-              <w:sdtContent>
-                <w:r>
-                  <w:rPr>
-                    <w:rStyle w:val="afc"/>
-                    <w:lang w:val="uk-UA"/>
-                  </w:rPr>
-                  <w:t>Место для ввода текста.</w:t>
-                </w:r>
-              </w:sdtContent>
-            </w:sdt>
           </w:p>
           <w:p>
             <w:pPr>
@@ -6084,37 +6331,15 @@
               <w:textAlignment w:val="baseline"/>
               <w:rPr>
                 <w:b w:val="0"/>
-                <w:sz w:val="16"/>
-                <w:szCs w:val="16"/>
+                <w:sz w:val="18"/>
+                <w:szCs w:val="18"/>
                 <w:lang w:val="uk-UA" w:eastAsia="ru-RU"/>
               </w:rPr>
             </w:pPr>
             <w:r>
               <w:rPr>
-                <w:sz w:val="16"/>
-                <w:szCs w:val="16"/>
-                <w:lang w:val="uk-UA" w:eastAsia="ru-RU"/>
-              </w:rPr>
-              <w:t>http://_________________________________</w:t>
-            </w:r>
-          </w:p>
-          <w:p>
-            <w:pPr>
-              <w:overflowPunct w:val="0"/>
-              <w:adjustRightInd w:val="0"/>
-              <w:ind w:right="-108"/>
-              <w:textAlignment w:val="baseline"/>
-              <w:rPr>
-                <w:b w:val="0"/>
-                <w:sz w:val="16"/>
-                <w:szCs w:val="16"/>
-                <w:lang w:val="uk-UA" w:eastAsia="ru-RU"/>
-              </w:rPr>
-            </w:pPr>
-            <w:r>
-              <w:rPr>
-                <w:sz w:val="16"/>
-                <w:szCs w:val="16"/>
+                <w:sz w:val="18"/>
+                <w:szCs w:val="18"/>
                 <w:lang w:val="uk-UA" w:eastAsia="ru-RU"/>
               </w:rPr>
               <w:t>E-</w:t>
@@ -6122,8 +6347,8 @@
             <w:proofErr w:type="spellStart"/>
             <w:r>
               <w:rPr>
-                <w:sz w:val="16"/>
-                <w:szCs w:val="16"/>
+                <w:sz w:val="18"/>
+                <w:szCs w:val="18"/>
                 <w:lang w:val="uk-UA" w:eastAsia="ru-RU"/>
               </w:rPr>
               <w:t>mail</w:t>
@@ -6131,27 +6356,12 @@
             <w:proofErr w:type="spellEnd"/>
             <w:r>
               <w:rPr>
-                <w:sz w:val="16"/>
-                <w:szCs w:val="16"/>
+                <w:sz w:val="18"/>
+                <w:szCs w:val="18"/>
                 <w:lang w:val="uk-UA" w:eastAsia="ru-RU"/>
               </w:rPr>
               <w:t>: _______________________________</w:t>
             </w:r>
-          </w:p>
-          <w:p>
-            <w:pPr>
-              <w:tabs>
-                <w:tab w:val="left" w:pos="244"/>
-              </w:tabs>
-              <w:ind w:right="-108"/>
-              <w:rPr>
-                <w:b w:val="0"/>
-                <w:bCs w:val="0"/>
-                <w:sz w:val="18"/>
-                <w:szCs w:val="18"/>
-                <w:lang w:val="uk-UA"/>
-              </w:rPr>
-            </w:pPr>
           </w:p>
           <w:p>
             <w:pPr>
@@ -6304,8 +6514,8 @@
                   <w:pPr>
                     <w:rPr>
                       <w:color w:val="000000"/>
-                      <w:sz w:val="16"/>
-                      <w:szCs w:val="16"/>
+                      <w:sz w:val="18"/>
+                      <w:szCs w:val="18"/>
                     </w:rPr>
                   </w:pPr>
                   <w:r>
@@ -6327,12 +6537,11 @@
                   <w:sdt>
                     <w:sdtPr>
                       <w:rPr>
-                        <w:b w:val="0"/>
                         <w:sz w:val="18"/>
                         <w:szCs w:val="18"/>
                       </w:rPr>
-                      <w:alias w:val="CstPerson"/>
-                      <w:tag w:val="CstPerson"/>
+                      <w:alias w:val="CstPerson1"/>
+                      <w:tag w:val="CstPerson1"/>
                       <w:id w:val="433098122"/>
                       <w:placeholder>
                         <w:docPart w:val="56B66D01206E4D478F5F9DC032DC84D9"/>
@@ -6341,6 +6550,7 @@
                       <w15:appearance w15:val="tags"/>
                       <w:text/>
                     </w:sdtPr>
+                    <w:sdtEndPr/>
                     <w:sdtContent>
                       <w:r>
                         <w:rPr>
@@ -6359,15 +6569,6 @@
                     <w:t xml:space="preserve"> /</w:t>
                   </w:r>
                 </w:p>
-                <w:p>
-                  <w:pPr>
-                    <w:rPr>
-                      <w:color w:val="000000"/>
-                      <w:sz w:val="18"/>
-                      <w:szCs w:val="18"/>
-                    </w:rPr>
-                  </w:pPr>
-                </w:p>
               </w:tc>
             </w:tr>
           </w:tbl>
@@ -6588,6 +6789,7 @@
                 <w:sz w:val="18"/>
                 <w:szCs w:val="18"/>
               </w:rPr>
+              <w:lastRenderedPageBreak/>
               <w:t>тел</w:t>
             </w:r>
             <w:proofErr w:type="spellEnd"/>
@@ -6631,6 +6833,7 @@
                 <w:szCs w:val="18"/>
                 <w:lang w:val="uk-UA"/>
               </w:rPr>
+              <w:lastRenderedPageBreak/>
               <w:t xml:space="preserve">Супроводження Договору здійснює: </w:t>
             </w:r>
           </w:p>
@@ -6691,6 +6894,7 @@
                 <w15:appearance w15:val="tags"/>
                 <w:text/>
               </w:sdtPr>
+              <w:sdtEndPr/>
               <w:sdtContent>
                 <w:r>
                   <w:rPr>
@@ -6721,6 +6925,7 @@
                 <w:szCs w:val="16"/>
                 <w:lang w:val="uk-UA" w:eastAsia="en-US"/>
               </w:rPr>
+              <w:lastRenderedPageBreak/>
               <w:t>тел</w:t>
             </w:r>
             <w:proofErr w:type="spellEnd"/>
@@ -6765,6 +6970,7 @@
                 <w15:appearance w15:val="tags"/>
                 <w:text/>
               </w:sdtPr>
+              <w:sdtEndPr/>
               <w:sdtContent>
                 <w:r>
                   <w:rPr>
@@ -6776,8 +6982,6 @@
             </w:sdt>
           </w:p>
         </w:tc>
-        <w:bookmarkStart w:id="8" w:name="_GoBack"/>
-        <w:bookmarkEnd w:id="8"/>
       </w:tr>
     </w:tbl>
     <w:p>
@@ -6789,7 +6993,6 @@
           <w:bCs/>
           <w:sz w:val="20"/>
           <w:szCs w:val="20"/>
-          <w:lang w:val="uk-UA"/>
         </w:rPr>
         <w:sectPr>
           <w:headerReference w:type="default" r:id="rId12"/>
@@ -16299,6 +16502,7 @@
     <w:lsdException w:name="HTML Sample" w:semiHidden="1" w:unhideWhenUsed="1"/>
     <w:lsdException w:name="HTML Typewriter" w:semiHidden="1" w:unhideWhenUsed="1"/>
     <w:lsdException w:name="HTML Variable" w:semiHidden="1" w:unhideWhenUsed="1"/>
+    <w:lsdException w:name="Normal Table" w:semiHidden="1" w:unhideWhenUsed="1"/>
     <w:lsdException w:name="annotation subject" w:semiHidden="1" w:uiPriority="0" w:unhideWhenUsed="1"/>
     <w:lsdException w:name="No List" w:semiHidden="1" w:uiPriority="0" w:unhideWhenUsed="1"/>
     <w:lsdException w:name="Outline List 1" w:semiHidden="1" w:unhideWhenUsed="1"/>
@@ -16342,8 +16546,10 @@
     <w:lsdException w:name="Table Elegant" w:semiHidden="1" w:unhideWhenUsed="1"/>
     <w:lsdException w:name="Table Professional" w:semiHidden="1" w:unhideWhenUsed="1"/>
     <w:lsdException w:name="Table Subtle 1" w:semiHidden="1" w:unhideWhenUsed="1"/>
+    <w:lsdException w:name="Table Subtle 2" w:semiHidden="1" w:unhideWhenUsed="1"/>
     <w:lsdException w:name="Table Web 1" w:semiHidden="1" w:unhideWhenUsed="1"/>
     <w:lsdException w:name="Table Web 2" w:semiHidden="1" w:unhideWhenUsed="1"/>
+    <w:lsdException w:name="Table Web 3" w:semiHidden="1" w:unhideWhenUsed="1"/>
     <w:lsdException w:name="Balloon Text" w:semiHidden="1" w:uiPriority="0" w:unhideWhenUsed="1"/>
     <w:lsdException w:name="Table Grid" w:uiPriority="59"/>
     <w:lsdException w:name="Table Theme" w:semiHidden="1" w:unhideWhenUsed="1"/>
@@ -16644,6 +16850,7 @@
   <w:style w:type="character" w:default="1" w:styleId="a0">
     <w:name w:val="Default Paragraph Font"/>
     <w:uiPriority w:val="1"/>
+    <w:semiHidden/>
     <w:unhideWhenUsed/>
   </w:style>
   <w:style w:type="table" w:default="1" w:styleId="a1">
@@ -17841,64 +18048,6 @@
     </w:docPart>
     <w:docPart>
       <w:docPartPr>
-        <w:name w:val="3D278FC9215F4CAB9E9187B1043E6DBE"/>
-        <w:category>
-          <w:name w:val="Общие"/>
-          <w:gallery w:val="placeholder"/>
-        </w:category>
-        <w:types>
-          <w:type w:val="bbPlcHdr"/>
-        </w:types>
-        <w:behaviors>
-          <w:behavior w:val="content"/>
-        </w:behaviors>
-        <w:guid w:val="{1F369A00-4BB3-4789-8237-809625C96DDE}"/>
-      </w:docPartPr>
-      <w:docPartBody>
-        <w:p>
-          <w:pPr>
-            <w:pStyle w:val="3D278FC9215F4CAB9E9187B1043E6DBE"/>
-          </w:pPr>
-          <w:r>
-            <w:rPr>
-              <w:rStyle w:val="a3"/>
-            </w:rPr>
-            <w:t>Место для ввода текста.</w:t>
-          </w:r>
-        </w:p>
-      </w:docPartBody>
-    </w:docPart>
-    <w:docPart>
-      <w:docPartPr>
-        <w:name w:val="FC4D1735201C4FA68F77DA28DCEFFC81"/>
-        <w:category>
-          <w:name w:val="Общие"/>
-          <w:gallery w:val="placeholder"/>
-        </w:category>
-        <w:types>
-          <w:type w:val="bbPlcHdr"/>
-        </w:types>
-        <w:behaviors>
-          <w:behavior w:val="content"/>
-        </w:behaviors>
-        <w:guid w:val="{C0E06F9A-7DE7-4708-8BB1-CEDA9F89D463}"/>
-      </w:docPartPr>
-      <w:docPartBody>
-        <w:p>
-          <w:pPr>
-            <w:pStyle w:val="FC4D1735201C4FA68F77DA28DCEFFC81"/>
-          </w:pPr>
-          <w:r>
-            <w:rPr>
-              <w:rStyle w:val="a3"/>
-            </w:rPr>
-            <w:t>Место для ввода текста.</w:t>
-          </w:r>
-        </w:p>
-      </w:docPartBody>
-    </w:docPart>
-    <w:docPart>
-      <w:docPartPr>
         <w:name w:val="AC6865978FD84020AB924A2295AF5077"/>
         <w:category>
           <w:name w:val="Общие"/>
@@ -17920,36 +18069,6 @@
           <w:r>
             <w:rPr>
               <w:rStyle w:val="a3"/>
-            </w:rPr>
-            <w:t>Место для ввода текста.</w:t>
-          </w:r>
-        </w:p>
-      </w:docPartBody>
-    </w:docPart>
-    <w:docPart>
-      <w:docPartPr>
-        <w:name w:val="35A51125346D48C6ADA37391F0916585"/>
-        <w:category>
-          <w:name w:val="Общие"/>
-          <w:gallery w:val="placeholder"/>
-        </w:category>
-        <w:types>
-          <w:type w:val="bbPlcHdr"/>
-        </w:types>
-        <w:behaviors>
-          <w:behavior w:val="content"/>
-        </w:behaviors>
-        <w:guid w:val="{9EAE07A6-74EB-42CC-B871-F06BF2AC6463}"/>
-      </w:docPartPr>
-      <w:docPartBody>
-        <w:p>
-          <w:pPr>
-            <w:pStyle w:val="35A51125346D48C6ADA37391F0916585"/>
-          </w:pPr>
-          <w:r>
-            <w:rPr>
-              <w:rStyle w:val="a3"/>
-              <w:lang w:val="uk-UA"/>
             </w:rPr>
             <w:t>Место для ввода текста.</w:t>
           </w:r>
@@ -18033,6 +18152,121 @@
         <w:p>
           <w:pPr>
             <w:pStyle w:val="97E89534AB42436C9546D8B1C042EB1C"/>
+          </w:pPr>
+          <w:r>
+            <w:rPr>
+              <w:rStyle w:val="a3"/>
+            </w:rPr>
+            <w:t>Место для ввода текста.</w:t>
+          </w:r>
+        </w:p>
+      </w:docPartBody>
+    </w:docPart>
+    <w:docPart>
+      <w:docPartPr>
+        <w:name w:val="115B1779975D47D386752A50C9596CF7"/>
+        <w:category>
+          <w:name w:val="Общие"/>
+          <w:gallery w:val="placeholder"/>
+        </w:category>
+        <w:types>
+          <w:type w:val="bbPlcHdr"/>
+        </w:types>
+        <w:behaviors>
+          <w:behavior w:val="content"/>
+        </w:behaviors>
+        <w:guid w:val="{14EC93F6-DCA8-442B-B21C-5266A5C5DE80}"/>
+      </w:docPartPr>
+      <w:docPartBody>
+        <w:p>
+          <w:pPr>
+            <w:pStyle w:val="115B1779975D47D386752A50C9596CF7"/>
+          </w:pPr>
+          <w:r>
+            <w:rPr>
+              <w:rStyle w:val="a3"/>
+              <w:lang w:val="uk-UA"/>
+            </w:rPr>
+            <w:t>Место для ввода текста.</w:t>
+          </w:r>
+        </w:p>
+      </w:docPartBody>
+    </w:docPart>
+    <w:docPart>
+      <w:docPartPr>
+        <w:name w:val="EE50035E1822452FB7175423DDE80168"/>
+        <w:category>
+          <w:name w:val="Общие"/>
+          <w:gallery w:val="placeholder"/>
+        </w:category>
+        <w:types>
+          <w:type w:val="bbPlcHdr"/>
+        </w:types>
+        <w:behaviors>
+          <w:behavior w:val="content"/>
+        </w:behaviors>
+        <w:guid w:val="{778400F4-5E88-41F1-A945-94DC32E7C009}"/>
+      </w:docPartPr>
+      <w:docPartBody>
+        <w:p>
+          <w:pPr>
+            <w:pStyle w:val="EE50035E1822452FB7175423DDE80168"/>
+          </w:pPr>
+          <w:r>
+            <w:rPr>
+              <w:rStyle w:val="a3"/>
+              <w:lang w:val="uk-UA"/>
+            </w:rPr>
+            <w:t>Место для ввода текста.</w:t>
+          </w:r>
+        </w:p>
+      </w:docPartBody>
+    </w:docPart>
+    <w:docPart>
+      <w:docPartPr>
+        <w:name w:val="DefaultPlaceholder_-1854013436"/>
+        <w:category>
+          <w:name w:val="Общие"/>
+          <w:gallery w:val="placeholder"/>
+        </w:category>
+        <w:types>
+          <w:type w:val="bbPlcHdr"/>
+        </w:types>
+        <w:behaviors>
+          <w:behavior w:val="content"/>
+        </w:behaviors>
+        <w:guid w:val="{A6D334AB-1665-4BEF-8B88-000B3F63E08D}"/>
+      </w:docPartPr>
+      <w:docPartBody>
+        <w:p>
+          <w:r>
+            <w:rPr>
+              <w:rStyle w:val="a3"/>
+            </w:rPr>
+            <w:t>Выберите стандартный блок.</w:t>
+          </w:r>
+        </w:p>
+      </w:docPartBody>
+    </w:docPart>
+    <w:docPart>
+      <w:docPartPr>
+        <w:name w:val="D2957ED343044D9D8DF81DDE41E05E9B"/>
+        <w:category>
+          <w:name w:val="Общие"/>
+          <w:gallery w:val="placeholder"/>
+        </w:category>
+        <w:types>
+          <w:type w:val="bbPlcHdr"/>
+        </w:types>
+        <w:behaviors>
+          <w:behavior w:val="content"/>
+        </w:behaviors>
+        <w:guid w:val="{0DFC6714-C972-408A-92D3-0ED19F7BAF07}"/>
+      </w:docPartPr>
+      <w:docPartBody>
+        <w:p>
+          <w:pPr>
+            <w:pStyle w:val="D2957ED343044D9D8DF81DDE41E05E9B"/>
           </w:pPr>
           <w:r>
             <w:rPr>
@@ -18161,8 +18395,12 @@
   </w:compat>
   <w:rsids>
     <w:rsidRoot w:val="0007738B"/>
+    <w:rsid w:val="00074B28"/>
     <w:rsid w:val="0007738B"/>
+    <w:rsid w:val="00964F7A"/>
+    <w:rsid w:val="00AB1592"/>
     <w:rsid w:val="00C51D34"/>
+    <w:rsid w:val="00D66D59"/>
   </w:rsids>
   <m:mathPr>
     <m:mathFont m:val="Cambria Math"/>
@@ -18615,7 +18853,7 @@
     <w:basedOn w:val="a0"/>
     <w:uiPriority w:val="99"/>
     <w:semiHidden/>
-    <w:rsid w:val="0007738B"/>
+    <w:rsid w:val="00074B28"/>
     <w:rPr>
       <w:color w:val="808080"/>
     </w:rPr>
@@ -18739,6 +18977,21 @@
   <w:style w:type="paragraph" w:customStyle="1" w:styleId="97E89534AB42436C9546D8B1C042EB1C">
     <w:name w:val="97E89534AB42436C9546D8B1C042EB1C"/>
     <w:rsid w:val="0007738B"/>
+  </w:style>
+  <w:style w:type="paragraph" w:customStyle="1" w:styleId="115B1779975D47D386752A50C9596CF7">
+    <w:name w:val="115B1779975D47D386752A50C9596CF7"/>
+    <w:rsid w:val="00964F7A"/>
+  </w:style>
+  <w:style w:type="paragraph" w:customStyle="1" w:styleId="EE50035E1822452FB7175423DDE80168">
+    <w:name w:val="EE50035E1822452FB7175423DDE80168"/>
+    <w:rsid w:val="00D66D59"/>
+  </w:style>
+  <w:style w:type="paragraph" w:customStyle="1" w:styleId="D2957ED343044D9D8DF81DDE41E05E9B">
+    <w:name w:val="D2957ED343044D9D8DF81DDE41E05E9B"/>
+    <w:rsid w:val="00074B28"/>
+    <w:rPr>
+      <w:lang w:val="ru-UA" w:eastAsia="ru-UA"/>
+    </w:rPr>
   </w:style>
 </w:styles>
 </file>
@@ -19038,7 +19291,7 @@
 </file>
 
 <file path=customXml/itemProps1.xml><?xml version="1.0" encoding="utf-8"?>
-<ds:datastoreItem xmlns:ds="http://schemas.openxmlformats.org/officeDocument/2006/customXml" ds:itemID="{3638940A-9EF2-4549-94BD-F923BD3468AC}">
+<ds:datastoreItem xmlns:ds="http://schemas.openxmlformats.org/officeDocument/2006/customXml" ds:itemID="{1F4C7042-DAC8-43F2-B83A-8727822012E8}">
   <ds:schemaRefs>
     <ds:schemaRef ds:uri="http://schemas.openxmlformats.org/officeDocument/2006/bibliography"/>
   </ds:schemaRefs>
